--- a/SITP/DSA-Notes/M08a_Trees_Binary_BST.docx
+++ b/SITP/DSA-Notes/M08a_Trees_Binary_BST.docx
@@ -60,7 +60,7 @@
         </w:p>
       </w:sdtContent>
     </w:sdt>
-    <w:bookmarkStart w:id="58" w:name="module-8a-trees-binary-trees-bst"/>
+    <w:bookmarkStart w:id="73" w:name="module-8a-trees-binary-trees-bst"/>
     <w:p>
       <w:pPr>
         <w:pStyle w:val="Heading1"/>
@@ -1064,7 +1064,7 @@
     </w:p>
     <w:bookmarkEnd w:id="15"/>
     <w:bookmarkEnd w:id="16"/>
-    <w:bookmarkStart w:id="28" w:name="a.2-tree-traversals"/>
+    <w:bookmarkStart w:id="31" w:name="a.2-tree-traversals"/>
     <w:p>
       <w:pPr>
         <w:pStyle w:val="Heading2"/>
@@ -1416,7 +1416,7 @@
       </w:r>
     </w:p>
     <w:bookmarkEnd w:id="20"/>
-    <w:bookmarkStart w:id="21" w:name="iterative-traversals-interview-follow-up"/>
+    <w:bookmarkStart w:id="22" w:name="iterative-traversals-interview-follow-up"/>
     <w:p>
       <w:pPr>
         <w:pStyle w:val="Heading3"/>
@@ -1471,8 +1471,385 @@
         <w:t xml:space="preserve">by temporarily threading the tree.</w:t>
       </w:r>
     </w:p>
+    <w:bookmarkStart w:id="21" w:name="X62953d4d1245e9def82a9686a0606fe7cf8a89d"/>
+    <w:p>
+      <w:pPr>
+        <w:pStyle w:val="Heading4"/>
+      </w:pPr>
+      <w:r>
+        <w:t xml:space="preserve">Morris inorder traversal (O(1) space) — the intuition</w:t>
+      </w:r>
+    </w:p>
+    <w:p>
+      <w:pPr>
+        <w:pStyle w:val="FirstParagraph"/>
+      </w:pPr>
+      <w:r>
+        <w:t xml:space="preserve">Normal inorder needs O(h) stack space to</w:t>
+      </w:r>
+      <w:r>
+        <w:t xml:space="preserve"> </w:t>
+      </w:r>
+      <w:r>
+        <w:t xml:space="preserve">“remember”</w:t>
+      </w:r>
+      <w:r>
+        <w:t xml:space="preserve"> </w:t>
+      </w:r>
+      <w:r>
+        <w:t xml:space="preserve">how to climb back to a</w:t>
+      </w:r>
+      <w:r>
+        <w:t xml:space="preserve"> </w:t>
+      </w:r>
+      <w:r>
+        <w:t xml:space="preserve">parent after finishing a left subtree.</w:t>
+      </w:r>
+      <w:r>
+        <w:t xml:space="preserve"> </w:t>
+      </w:r>
+      <w:r>
+        <w:rPr>
+          <w:b/>
+          <w:bCs/>
+        </w:rPr>
+        <w:t xml:space="preserve">Morris traversal</w:t>
+      </w:r>
+      <w:r>
+        <w:t xml:space="preserve"> </w:t>
+      </w:r>
+      <w:r>
+        <w:t xml:space="preserve">removes the stack by</w:t>
+      </w:r>
+      <w:r>
+        <w:t xml:space="preserve"> </w:t>
+      </w:r>
+      <w:r>
+        <w:rPr>
+          <w:b/>
+          <w:bCs/>
+        </w:rPr>
+        <w:t xml:space="preserve">borrowing</w:t>
+      </w:r>
+      <w:r>
+        <w:t xml:space="preserve"> </w:t>
+      </w:r>
+      <w:r>
+        <w:t xml:space="preserve">the parent pointer we are missing: before going left, it makes the</w:t>
+      </w:r>
+      <w:r>
+        <w:t xml:space="preserve"> </w:t>
+      </w:r>
+      <w:r>
+        <w:rPr>
+          <w:b/>
+          <w:bCs/>
+        </w:rPr>
+        <w:t xml:space="preserve">rightmost node of the left subtree</w:t>
+      </w:r>
+      <w:r>
+        <w:t xml:space="preserve"> </w:t>
+      </w:r>
+      <w:r>
+        <w:t xml:space="preserve">(the inorder</w:t>
+      </w:r>
+      <w:r>
+        <w:t xml:space="preserve"> </w:t>
+      </w:r>
+      <w:r>
+        <w:rPr>
+          <w:i/>
+          <w:iCs/>
+        </w:rPr>
+        <w:t xml:space="preserve">predecessor</w:t>
+      </w:r>
+      <w:r>
+        <w:t xml:space="preserve">) point back to</w:t>
+      </w:r>
+      <w:r>
+        <w:t xml:space="preserve"> </w:t>
+      </w:r>
+      <w:r>
+        <w:t xml:space="preserve">the current node — a temporary</w:t>
+      </w:r>
+      <w:r>
+        <w:t xml:space="preserve"> </w:t>
+      </w:r>
+      <w:r>
+        <w:rPr>
+          <w:b/>
+          <w:bCs/>
+        </w:rPr>
+        <w:t xml:space="preserve">thread</w:t>
+      </w:r>
+      <w:r>
+        <w:t xml:space="preserve">. That thread is the breadcrumb that</w:t>
+      </w:r>
+      <w:r>
+        <w:t xml:space="preserve"> </w:t>
+      </w:r>
+      <w:r>
+        <w:t xml:space="preserve">lets us return. On the way back we</w:t>
+      </w:r>
+      <w:r>
+        <w:t xml:space="preserve"> </w:t>
+      </w:r>
+      <w:r>
+        <w:rPr>
+          <w:b/>
+          <w:bCs/>
+        </w:rPr>
+        <w:t xml:space="preserve">remove the thread</w:t>
+      </w:r>
+      <w:r>
+        <w:t xml:space="preserve"> </w:t>
+      </w:r>
+      <w:r>
+        <w:t xml:space="preserve">so the tree is restored.</w:t>
+      </w:r>
+    </w:p>
+    <w:p>
+      <w:pPr>
+        <w:pStyle w:val="SourceCode"/>
+      </w:pPr>
+      <w:r>
+        <w:rPr>
+          <w:rStyle w:val="VerbatimChar"/>
+        </w:rPr>
+        <w:t xml:space="preserve"># Morris inorder                              Time O(n), Space O(1)</w:t>
+      </w:r>
+      <w:r>
+        <w:br/>
+      </w:r>
+      <w:r>
+        <w:rPr>
+          <w:rStyle w:val="VerbatimChar"/>
+        </w:rPr>
+        <w:t xml:space="preserve">curr = root</w:t>
+      </w:r>
+      <w:r>
+        <w:br/>
+      </w:r>
+      <w:r>
+        <w:rPr>
+          <w:rStyle w:val="VerbatimChar"/>
+        </w:rPr>
+        <w:t xml:space="preserve">while curr:</w:t>
+      </w:r>
+      <w:r>
+        <w:br/>
+      </w:r>
+      <w:r>
+        <w:rPr>
+          <w:rStyle w:val="VerbatimChar"/>
+        </w:rPr>
+        <w:t xml:space="preserve">    if curr.left is null:</w:t>
+      </w:r>
+      <w:r>
+        <w:br/>
+      </w:r>
+      <w:r>
+        <w:rPr>
+          <w:rStyle w:val="VerbatimChar"/>
+        </w:rPr>
+        <w:t xml:space="preserve">        visit(curr); curr = curr.right           # no left -&gt; visit, go right</w:t>
+      </w:r>
+      <w:r>
+        <w:br/>
+      </w:r>
+      <w:r>
+        <w:rPr>
+          <w:rStyle w:val="VerbatimChar"/>
+        </w:rPr>
+        <w:t xml:space="preserve">    else:</w:t>
+      </w:r>
+      <w:r>
+        <w:br/>
+      </w:r>
+      <w:r>
+        <w:rPr>
+          <w:rStyle w:val="VerbatimChar"/>
+        </w:rPr>
+        <w:t xml:space="preserve">        pred = rightmost node of curr.left        # inorder predecessor</w:t>
+      </w:r>
+      <w:r>
+        <w:br/>
+      </w:r>
+      <w:r>
+        <w:rPr>
+          <w:rStyle w:val="VerbatimChar"/>
+        </w:rPr>
+        <w:t xml:space="preserve">        if pred.right is null:</w:t>
+      </w:r>
+      <w:r>
+        <w:br/>
+      </w:r>
+      <w:r>
+        <w:rPr>
+          <w:rStyle w:val="VerbatimChar"/>
+        </w:rPr>
+        <w:t xml:space="preserve">            pred.right = curr                      # make the thread, go left</w:t>
+      </w:r>
+      <w:r>
+        <w:br/>
+      </w:r>
+      <w:r>
+        <w:rPr>
+          <w:rStyle w:val="VerbatimChar"/>
+        </w:rPr>
+        <w:t xml:space="preserve">            curr = curr.left</w:t>
+      </w:r>
+      <w:r>
+        <w:br/>
+      </w:r>
+      <w:r>
+        <w:rPr>
+          <w:rStyle w:val="VerbatimChar"/>
+        </w:rPr>
+        <w:t xml:space="preserve">        else:</w:t>
+      </w:r>
+      <w:r>
+        <w:br/>
+      </w:r>
+      <w:r>
+        <w:rPr>
+          <w:rStyle w:val="VerbatimChar"/>
+        </w:rPr>
+        <w:t xml:space="preserve">            pred.right = null                      # thread already there:</w:t>
+      </w:r>
+      <w:r>
+        <w:br/>
+      </w:r>
+      <w:r>
+        <w:rPr>
+          <w:rStyle w:val="VerbatimChar"/>
+        </w:rPr>
+        <w:t xml:space="preserve">            visit(curr); curr = curr.right         # remove it, visit, go right</w:t>
+      </w:r>
+    </w:p>
+    <w:p>
+      <w:pPr>
+        <w:pStyle w:val="Compact"/>
+        <w:numPr>
+          <w:ilvl w:val="0"/>
+          <w:numId w:val="1004"/>
+        </w:numPr>
+      </w:pPr>
+      <w:r>
+        <w:t xml:space="preserve">Each edge is walked at most a constant number of times, so it stays</w:t>
+      </w:r>
+      <w:r>
+        <w:t xml:space="preserve"> </w:t>
+      </w:r>
+      <w:r>
+        <w:rPr>
+          <w:b/>
+          <w:bCs/>
+        </w:rPr>
+        <w:t xml:space="preserve">O(n)</w:t>
+      </w:r>
+      <w:r>
+        <w:t xml:space="preserve"> </w:t>
+      </w:r>
+      <w:r>
+        <w:t xml:space="preserve">time even though we sometimes re-scan a left subtree’s right spine.</w:t>
+      </w:r>
+    </w:p>
+    <w:p>
+      <w:pPr>
+        <w:pStyle w:val="Compact"/>
+        <w:numPr>
+          <w:ilvl w:val="0"/>
+          <w:numId w:val="1004"/>
+        </w:numPr>
+      </w:pPr>
+      <w:r>
+        <w:rPr>
+          <w:b/>
+          <w:bCs/>
+        </w:rPr>
+        <w:t xml:space="preserve">Trade-off:</w:t>
+      </w:r>
+      <w:r>
+        <w:t xml:space="preserve"> </w:t>
+      </w:r>
+      <w:r>
+        <w:t xml:space="preserve">it</w:t>
+      </w:r>
+      <w:r>
+        <w:t xml:space="preserve"> </w:t>
+      </w:r>
+      <w:r>
+        <w:rPr>
+          <w:i/>
+          <w:iCs/>
+        </w:rPr>
+        <w:t xml:space="preserve">temporarily mutates</w:t>
+      </w:r>
+      <w:r>
+        <w:t xml:space="preserve"> </w:t>
+      </w:r>
+      <w:r>
+        <w:t xml:space="preserve">pointers, so it is unsafe if other</w:t>
+      </w:r>
+      <w:r>
+        <w:t xml:space="preserve"> </w:t>
+      </w:r>
+      <w:r>
+        <w:t xml:space="preserve">threads read the tree at the same time. That is the classic follow-up:</w:t>
+      </w:r>
+      <w:r>
+        <w:t xml:space="preserve"> </w:t>
+      </w:r>
+      <w:r>
+        <w:t xml:space="preserve">“great</w:t>
+      </w:r>
+      <w:r>
+        <w:t xml:space="preserve"> </w:t>
+      </w:r>
+      <w:r>
+        <w:t xml:space="preserve">space, but not thread-safe / not for a read-only tree.”</w:t>
+      </w:r>
+    </w:p>
+    <w:p>
+      <w:pPr>
+        <w:pStyle w:val="BlockText"/>
+      </w:pPr>
+      <w:r>
+        <w:rPr>
+          <w:b/>
+          <w:bCs/>
+        </w:rPr>
+        <w:t xml:space="preserve">Memory hook:</w:t>
+      </w:r>
+      <w:r>
+        <w:t xml:space="preserve"> </w:t>
+      </w:r>
+      <w:r>
+        <w:t xml:space="preserve">Morris</w:t>
+      </w:r>
+      <w:r>
+        <w:t xml:space="preserve"> </w:t>
+      </w:r>
+      <w:r>
+        <w:t xml:space="preserve">“ties a string”</w:t>
+      </w:r>
+      <w:r>
+        <w:t xml:space="preserve"> </w:t>
+      </w:r>
+      <w:r>
+        <w:t xml:space="preserve">(thread) to the predecessor so it can</w:t>
+      </w:r>
+      <w:r>
+        <w:t xml:space="preserve"> </w:t>
+      </w:r>
+      <w:r>
+        <w:t xml:space="preserve">find its way home without a stack, then unties it.</w:t>
+      </w:r>
+    </w:p>
     <w:bookmarkEnd w:id="21"/>
-    <w:bookmarkStart w:id="25" w:name="bfs-level-order-uses-a-queue"/>
+    <w:bookmarkEnd w:id="22"/>
+    <w:bookmarkStart w:id="28" w:name="bfs-level-order-uses-a-queue"/>
     <w:p>
       <w:pPr>
         <w:pStyle w:val="Heading3"/>
@@ -1490,18 +1867,18 @@
           <wp:inline>
             <wp:extent cx="5334000" cy="2655602"/>
             <wp:effectExtent b="0" l="0" r="0" t="0"/>
-            <wp:docPr descr="Level-order (BFS) visits the tree level by level using a queue." title="" id="23" name="Picture"/>
+            <wp:docPr descr="Level-order (BFS) visits the tree level by level using a queue." title="" id="24" name="Picture"/>
             <a:graphic>
               <a:graphicData uri="http://schemas.openxmlformats.org/drawingml/2006/picture">
                 <pic:pic>
                   <pic:nvPicPr>
-                    <pic:cNvPr descr="images/64_level_order.png" id="24" name="Picture"/>
+                    <pic:cNvPr descr="images/64_level_order.png" id="25" name="Picture"/>
                     <pic:cNvPicPr>
                       <a:picLocks noChangeArrowheads="1" noChangeAspect="1"/>
                     </pic:cNvPicPr>
                   </pic:nvPicPr>
                   <pic:blipFill>
-                    <a:blip r:embed="rId22"/>
+                    <a:blip r:embed="rId23"/>
                     <a:stretch>
                       <a:fillRect/>
                     </a:stretch>
@@ -1606,7 +1983,7 @@
         <w:pStyle w:val="Compact"/>
         <w:numPr>
           <w:ilvl w:val="0"/>
-          <w:numId w:val="1004"/>
+          <w:numId w:val="1005"/>
         </w:numPr>
       </w:pPr>
       <w:r>
@@ -1635,8 +2012,776 @@
         <w:t xml:space="preserve">view, zig-zag order, minimum depth.</w:t>
       </w:r>
     </w:p>
-    <w:bookmarkEnd w:id="25"/>
-    <w:bookmarkStart w:id="26" w:name="mcqs-1"/>
+    <w:bookmarkStart w:id="26" w:name="Xfe999d4dd331ca26d5cb2569e95fb0874311499"/>
+    <w:p>
+      <w:pPr>
+        <w:pStyle w:val="Heading4"/>
+      </w:pPr>
+      <w:r>
+        <w:t xml:space="preserve">Level-order by levels + zig-zag (spiral) order</w:t>
+      </w:r>
+    </w:p>
+    <w:p>
+      <w:pPr>
+        <w:pStyle w:val="FirstParagraph"/>
+      </w:pPr>
+      <w:r>
+        <w:t xml:space="preserve">To process a</w:t>
+      </w:r>
+      <w:r>
+        <w:t xml:space="preserve"> </w:t>
+      </w:r>
+      <w:r>
+        <w:rPr>
+          <w:b/>
+          <w:bCs/>
+        </w:rPr>
+        <w:t xml:space="preserve">whole level at once</w:t>
+      </w:r>
+      <w:r>
+        <w:t xml:space="preserve"> </w:t>
+      </w:r>
+      <w:r>
+        <w:t xml:space="preserve">(needed for averages, right-side view,</w:t>
+      </w:r>
+      <w:r>
+        <w:t xml:space="preserve"> </w:t>
+      </w:r>
+      <w:r>
+        <w:t xml:space="preserve">zig-zag), record the queue size at the start of each level and pop exactly that</w:t>
+      </w:r>
+      <w:r>
+        <w:t xml:space="preserve"> </w:t>
+      </w:r>
+      <w:r>
+        <w:t xml:space="preserve">many nodes:</w:t>
+      </w:r>
+    </w:p>
+    <w:p>
+      <w:pPr>
+        <w:pStyle w:val="SourceCode"/>
+      </w:pPr>
+      <w:r>
+        <w:rPr>
+          <w:rStyle w:val="VerbatimChar"/>
+        </w:rPr>
+        <w:t xml:space="preserve"># Level-by-level                              Time O(n), Space O(n)</w:t>
+      </w:r>
+      <w:r>
+        <w:br/>
+      </w:r>
+      <w:r>
+        <w:rPr>
+          <w:rStyle w:val="VerbatimChar"/>
+        </w:rPr>
+        <w:t xml:space="preserve">queue = [root]</w:t>
+      </w:r>
+      <w:r>
+        <w:br/>
+      </w:r>
+      <w:r>
+        <w:rPr>
+          <w:rStyle w:val="VerbatimChar"/>
+        </w:rPr>
+        <w:t xml:space="preserve">while queue:</w:t>
+      </w:r>
+      <w:r>
+        <w:br/>
+      </w:r>
+      <w:r>
+        <w:rPr>
+          <w:rStyle w:val="VerbatimChar"/>
+        </w:rPr>
+        <w:t xml:space="preserve">    size = len(queue)                 # nodes on the current level</w:t>
+      </w:r>
+      <w:r>
+        <w:br/>
+      </w:r>
+      <w:r>
+        <w:rPr>
+          <w:rStyle w:val="VerbatimChar"/>
+        </w:rPr>
+        <w:t xml:space="preserve">    level = []</w:t>
+      </w:r>
+      <w:r>
+        <w:br/>
+      </w:r>
+      <w:r>
+        <w:rPr>
+          <w:rStyle w:val="VerbatimChar"/>
+        </w:rPr>
+        <w:t xml:space="preserve">    repeat size times:</w:t>
+      </w:r>
+      <w:r>
+        <w:br/>
+      </w:r>
+      <w:r>
+        <w:rPr>
+          <w:rStyle w:val="VerbatimChar"/>
+        </w:rPr>
+        <w:t xml:space="preserve">        node = queue.pop_front()</w:t>
+      </w:r>
+      <w:r>
+        <w:br/>
+      </w:r>
+      <w:r>
+        <w:rPr>
+          <w:rStyle w:val="VerbatimChar"/>
+        </w:rPr>
+        <w:t xml:space="preserve">        level.append(node.val)</w:t>
+      </w:r>
+      <w:r>
+        <w:br/>
+      </w:r>
+      <w:r>
+        <w:rPr>
+          <w:rStyle w:val="VerbatimChar"/>
+        </w:rPr>
+        <w:t xml:space="preserve">        push node.left / node.right if present</w:t>
+      </w:r>
+      <w:r>
+        <w:br/>
+      </w:r>
+      <w:r>
+        <w:rPr>
+          <w:rStyle w:val="VerbatimChar"/>
+        </w:rPr>
+        <w:t xml:space="preserve">    output(level)                     # one full level</w:t>
+      </w:r>
+    </w:p>
+    <w:p>
+      <w:pPr>
+        <w:pStyle w:val="FirstParagraph"/>
+      </w:pPr>
+      <w:r>
+        <w:rPr>
+          <w:b/>
+          <w:bCs/>
+        </w:rPr>
+        <w:t xml:space="preserve">Zig-zag (spiral) order</w:t>
+      </w:r>
+      <w:r>
+        <w:t xml:space="preserve"> </w:t>
+      </w:r>
+      <w:r>
+        <w:t xml:space="preserve">is the same BFS, but you reverse every other level’s</w:t>
+      </w:r>
+      <w:r>
+        <w:t xml:space="preserve"> </w:t>
+      </w:r>
+      <w:r>
+        <w:t xml:space="preserve">output (or push into a</w:t>
+      </w:r>
+      <w:r>
+        <w:t xml:space="preserve"> </w:t>
+      </w:r>
+      <w:r>
+        <w:rPr>
+          <w:i/>
+          <w:iCs/>
+        </w:rPr>
+        <w:t xml:space="preserve">deque</w:t>
+      </w:r>
+      <w:r>
+        <w:t xml:space="preserve"> </w:t>
+      </w:r>
+      <w:r>
+        <w:t xml:space="preserve">from alternating ends). Left-to-right on level 0,</w:t>
+      </w:r>
+      <w:r>
+        <w:t xml:space="preserve"> </w:t>
+      </w:r>
+      <w:r>
+        <w:t xml:space="preserve">right-to-left on level 1, and so on.</w:t>
+      </w:r>
+    </w:p>
+    <w:p>
+      <w:pPr>
+        <w:pStyle w:val="SourceCode"/>
+      </w:pPr>
+      <w:r>
+        <w:rPr>
+          <w:rStyle w:val="VerbatimChar"/>
+        </w:rPr>
+        <w:t xml:space="preserve"># Zig-zag on a small tree:</w:t>
+      </w:r>
+      <w:r>
+        <w:br/>
+      </w:r>
+      <w:r>
+        <w:rPr>
+          <w:rStyle w:val="VerbatimChar"/>
+        </w:rPr>
+        <w:t xml:space="preserve">#         1</w:t>
+      </w:r>
+      <w:r>
+        <w:br/>
+      </w:r>
+      <w:r>
+        <w:rPr>
+          <w:rStyle w:val="VerbatimChar"/>
+        </w:rPr>
+        <w:t xml:space="preserve">#       /   \</w:t>
+      </w:r>
+      <w:r>
+        <w:br/>
+      </w:r>
+      <w:r>
+        <w:rPr>
+          <w:rStyle w:val="VerbatimChar"/>
+        </w:rPr>
+        <w:t xml:space="preserve">#      2     3</w:t>
+      </w:r>
+      <w:r>
+        <w:br/>
+      </w:r>
+      <w:r>
+        <w:rPr>
+          <w:rStyle w:val="VerbatimChar"/>
+        </w:rPr>
+        <w:t xml:space="preserve">#     / \   / \</w:t>
+      </w:r>
+      <w:r>
+        <w:br/>
+      </w:r>
+      <w:r>
+        <w:rPr>
+          <w:rStyle w:val="VerbatimChar"/>
+        </w:rPr>
+        <w:t xml:space="preserve">#    4  5  6   7</w:t>
+      </w:r>
+      <w:r>
+        <w:br/>
+      </w:r>
+      <w:r>
+        <w:rPr>
+          <w:rStyle w:val="VerbatimChar"/>
+        </w:rPr>
+        <w:t xml:space="preserve"># level 0 (L-&gt;R): 1</w:t>
+      </w:r>
+      <w:r>
+        <w:br/>
+      </w:r>
+      <w:r>
+        <w:rPr>
+          <w:rStyle w:val="VerbatimChar"/>
+        </w:rPr>
+        <w:t xml:space="preserve"># level 1 (R-&gt;L): 3 2</w:t>
+      </w:r>
+      <w:r>
+        <w:br/>
+      </w:r>
+      <w:r>
+        <w:rPr>
+          <w:rStyle w:val="VerbatimChar"/>
+        </w:rPr>
+        <w:t xml:space="preserve"># level 2 (L-&gt;R): 4 5 6 7</w:t>
+      </w:r>
+      <w:r>
+        <w:br/>
+      </w:r>
+      <w:r>
+        <w:rPr>
+          <w:rStyle w:val="VerbatimChar"/>
+        </w:rPr>
+        <w:t xml:space="preserve"># result: 1, 3, 2, 4, 5, 6, 7</w:t>
+      </w:r>
+    </w:p>
+    <w:p>
+      <w:pPr>
+        <w:pStyle w:val="BlockText"/>
+      </w:pPr>
+      <w:r>
+        <w:rPr>
+          <w:b/>
+          <w:bCs/>
+        </w:rPr>
+        <w:t xml:space="preserve">Memory hook:</w:t>
+      </w:r>
+      <w:r>
+        <w:t xml:space="preserve"> </w:t>
+      </w:r>
+      <w:r>
+        <w:t xml:space="preserve">zig-zag = ordinary BFS with a</w:t>
+      </w:r>
+      <w:r>
+        <w:t xml:space="preserve"> </w:t>
+      </w:r>
+      <w:r>
+        <w:rPr>
+          <w:b/>
+          <w:bCs/>
+        </w:rPr>
+        <w:t xml:space="preserve">“flip”</w:t>
+      </w:r>
+      <w:r>
+        <w:t xml:space="preserve"> </w:t>
+      </w:r>
+      <w:r>
+        <w:t xml:space="preserve">toggle each level.</w:t>
+      </w:r>
+    </w:p>
+    <w:bookmarkEnd w:id="26"/>
+    <w:bookmarkStart w:id="27" w:name="X47ccd979dcc6b6a3d4b604d2fd187073045f0dc"/>
+    <w:p>
+      <w:pPr>
+        <w:pStyle w:val="Heading4"/>
+      </w:pPr>
+      <w:r>
+        <w:t xml:space="preserve">Height vs depth vs diameter (don’t mix these up)</w:t>
+      </w:r>
+    </w:p>
+    <w:p>
+      <w:pPr>
+        <w:pStyle w:val="FirstParagraph"/>
+      </w:pPr>
+      <w:r>
+        <w:t xml:space="preserve">These three are constantly confused in exams — here is the crisp difference:</w:t>
+      </w:r>
+    </w:p>
+    <w:tbl>
+      <w:tblPr>
+        <w:tblStyle w:val="Table"/>
+        <w:tblW w:type="pct" w:w="5000"/>
+        <w:tblLayout w:type="fixed"/>
+        <w:tblLook w:firstRow="1" w:lastRow="0" w:firstColumn="0" w:lastColumn="0" w:noHBand="0" w:noVBand="0" w:val="0020"/>
+      </w:tblPr>
+      <w:tblGrid>
+        <w:gridCol w:w="2640"/>
+        <w:gridCol w:w="2640"/>
+        <w:gridCol w:w="2640"/>
+      </w:tblGrid>
+      <w:tr>
+        <w:trPr>
+          <w:tblHeader w:val="on"/>
+        </w:trPr>
+        <w:tc>
+          <w:tcPr/>
+          <w:p>
+            <w:pPr>
+              <w:pStyle w:val="Compact"/>
+            </w:pPr>
+            <w:r>
+              <w:t xml:space="preserve">Term</w:t>
+            </w:r>
+          </w:p>
+        </w:tc>
+        <w:tc>
+          <w:tcPr/>
+          <w:p>
+            <w:pPr>
+              <w:pStyle w:val="Compact"/>
+            </w:pPr>
+            <w:r>
+              <w:t xml:space="preserve">Measured from</w:t>
+            </w:r>
+          </w:p>
+        </w:tc>
+        <w:tc>
+          <w:tcPr/>
+          <w:p>
+            <w:pPr>
+              <w:pStyle w:val="Compact"/>
+            </w:pPr>
+            <w:r>
+              <w:t xml:space="preserve">Small example (root A, child B, leaf C)</w:t>
+            </w:r>
+          </w:p>
+        </w:tc>
+      </w:tr>
+      <w:tr>
+        <w:tc>
+          <w:tcPr/>
+          <w:p>
+            <w:pPr>
+              <w:pStyle w:val="Compact"/>
+            </w:pPr>
+            <w:r>
+              <w:rPr>
+                <w:b/>
+                <w:bCs/>
+              </w:rPr>
+              <w:t xml:space="preserve">Depth</w:t>
+            </w:r>
+            <w:r>
+              <w:t xml:space="preserve"> </w:t>
+            </w:r>
+            <w:r>
+              <w:t xml:space="preserve">of a node</w:t>
+            </w:r>
+          </w:p>
+        </w:tc>
+        <w:tc>
+          <w:tcPr/>
+          <w:p>
+            <w:pPr>
+              <w:pStyle w:val="Compact"/>
+            </w:pPr>
+            <w:r>
+              <w:rPr>
+                <w:b/>
+                <w:bCs/>
+              </w:rPr>
+              <w:t xml:space="preserve">down from the root</w:t>
+            </w:r>
+            <w:r>
+              <w:t xml:space="preserve"> </w:t>
+            </w:r>
+            <w:r>
+              <w:t xml:space="preserve">to that node</w:t>
+            </w:r>
+          </w:p>
+        </w:tc>
+        <w:tc>
+          <w:tcPr/>
+          <w:p>
+            <w:pPr>
+              <w:pStyle w:val="Compact"/>
+            </w:pPr>
+            <w:r>
+              <w:t xml:space="preserve">depth(A)=0, depth(C)=2</w:t>
+            </w:r>
+          </w:p>
+        </w:tc>
+      </w:tr>
+      <w:tr>
+        <w:tc>
+          <w:tcPr/>
+          <w:p>
+            <w:pPr>
+              <w:pStyle w:val="Compact"/>
+            </w:pPr>
+            <w:r>
+              <w:rPr>
+                <w:b/>
+                <w:bCs/>
+              </w:rPr>
+              <w:t xml:space="preserve">Height</w:t>
+            </w:r>
+            <w:r>
+              <w:t xml:space="preserve"> </w:t>
+            </w:r>
+            <w:r>
+              <w:t xml:space="preserve">of a node</w:t>
+            </w:r>
+          </w:p>
+        </w:tc>
+        <w:tc>
+          <w:tcPr/>
+          <w:p>
+            <w:pPr>
+              <w:pStyle w:val="Compact"/>
+            </w:pPr>
+            <w:r>
+              <w:rPr>
+                <w:b/>
+                <w:bCs/>
+              </w:rPr>
+              <w:t xml:space="preserve">up from the deepest leaf</w:t>
+            </w:r>
+            <w:r>
+              <w:t xml:space="preserve"> </w:t>
+            </w:r>
+            <w:r>
+              <w:t xml:space="preserve">below it</w:t>
+            </w:r>
+          </w:p>
+        </w:tc>
+        <w:tc>
+          <w:tcPr/>
+          <w:p>
+            <w:pPr>
+              <w:pStyle w:val="Compact"/>
+            </w:pPr>
+            <w:r>
+              <w:t xml:space="preserve">height(C)=0, height(A)=2</w:t>
+            </w:r>
+          </w:p>
+        </w:tc>
+      </w:tr>
+      <w:tr>
+        <w:tc>
+          <w:tcPr/>
+          <w:p>
+            <w:pPr>
+              <w:pStyle w:val="Compact"/>
+            </w:pPr>
+            <w:r>
+              <w:rPr>
+                <w:b/>
+                <w:bCs/>
+              </w:rPr>
+              <w:t xml:space="preserve">Height of the tree</w:t>
+            </w:r>
+          </w:p>
+        </w:tc>
+        <w:tc>
+          <w:tcPr/>
+          <w:p>
+            <w:pPr>
+              <w:pStyle w:val="Compact"/>
+            </w:pPr>
+            <w:r>
+              <w:t xml:space="preserve">height of the</w:t>
+            </w:r>
+            <w:r>
+              <w:t xml:space="preserve"> </w:t>
+            </w:r>
+            <w:r>
+              <w:rPr>
+                <w:b/>
+                <w:bCs/>
+              </w:rPr>
+              <w:t xml:space="preserve">root</w:t>
+            </w:r>
+          </w:p>
+        </w:tc>
+        <w:tc>
+          <w:tcPr/>
+          <w:p>
+            <w:pPr>
+              <w:pStyle w:val="Compact"/>
+            </w:pPr>
+            <w:r>
+              <w:t xml:space="preserve">= 2 here</w:t>
+            </w:r>
+          </w:p>
+        </w:tc>
+      </w:tr>
+      <w:tr>
+        <w:tc>
+          <w:tcPr/>
+          <w:p>
+            <w:pPr>
+              <w:pStyle w:val="Compact"/>
+            </w:pPr>
+            <w:r>
+              <w:rPr>
+                <w:b/>
+                <w:bCs/>
+              </w:rPr>
+              <w:t xml:space="preserve">Diameter</w:t>
+            </w:r>
+          </w:p>
+        </w:tc>
+        <w:tc>
+          <w:tcPr/>
+          <w:p>
+            <w:pPr>
+              <w:pStyle w:val="Compact"/>
+            </w:pPr>
+            <w:r>
+              <w:rPr>
+                <w:b/>
+                <w:bCs/>
+              </w:rPr>
+              <w:t xml:space="preserve">longest path</w:t>
+            </w:r>
+            <w:r>
+              <w:t xml:space="preserve"> </w:t>
+            </w:r>
+            <w:r>
+              <w:t xml:space="preserve">between</w:t>
+            </w:r>
+            <w:r>
+              <w:t xml:space="preserve"> </w:t>
+            </w:r>
+            <w:r>
+              <w:rPr>
+                <w:i/>
+                <w:iCs/>
+              </w:rPr>
+              <w:t xml:space="preserve">any</w:t>
+            </w:r>
+            <w:r>
+              <w:t xml:space="preserve"> </w:t>
+            </w:r>
+            <w:r>
+              <w:t xml:space="preserve">two nodes</w:t>
+            </w:r>
+          </w:p>
+        </w:tc>
+        <w:tc>
+          <w:tcPr/>
+          <w:p>
+            <w:pPr>
+              <w:pStyle w:val="Compact"/>
+            </w:pPr>
+            <w:r>
+              <w:t xml:space="preserve">edges on that path</w:t>
+            </w:r>
+          </w:p>
+        </w:tc>
+      </w:tr>
+    </w:tbl>
+    <w:p>
+      <w:pPr>
+        <w:pStyle w:val="Compact"/>
+        <w:numPr>
+          <w:ilvl w:val="0"/>
+          <w:numId w:val="1006"/>
+        </w:numPr>
+      </w:pPr>
+      <w:r>
+        <w:t xml:space="preserve">Depth and height are</w:t>
+      </w:r>
+      <w:r>
+        <w:t xml:space="preserve"> </w:t>
+      </w:r>
+      <w:r>
+        <w:rPr>
+          <w:b/>
+          <w:bCs/>
+        </w:rPr>
+        <w:t xml:space="preserve">mirror images</w:t>
+      </w:r>
+      <w:r>
+        <w:t xml:space="preserve">: the root has depth 0 but the largest</w:t>
+      </w:r>
+      <w:r>
+        <w:t xml:space="preserve"> </w:t>
+      </w:r>
+      <w:r>
+        <w:t xml:space="preserve">height; a leaf has height 0 but (often) the largest depth.</w:t>
+      </w:r>
+    </w:p>
+    <w:p>
+      <w:pPr>
+        <w:pStyle w:val="Compact"/>
+        <w:numPr>
+          <w:ilvl w:val="0"/>
+          <w:numId w:val="1006"/>
+        </w:numPr>
+      </w:pPr>
+      <w:r>
+        <w:t xml:space="preserve">Some books count</w:t>
+      </w:r>
+      <w:r>
+        <w:t xml:space="preserve"> </w:t>
+      </w:r>
+      <w:r>
+        <w:rPr>
+          <w:b/>
+          <w:bCs/>
+        </w:rPr>
+        <w:t xml:space="preserve">nodes</w:t>
+      </w:r>
+      <w:r>
+        <w:t xml:space="preserve">, others count</w:t>
+      </w:r>
+      <w:r>
+        <w:t xml:space="preserve"> </w:t>
+      </w:r>
+      <w:r>
+        <w:rPr>
+          <w:b/>
+          <w:bCs/>
+        </w:rPr>
+        <w:t xml:space="preserve">edges</w:t>
+      </w:r>
+      <w:r>
+        <w:t xml:space="preserve"> </w:t>
+      </w:r>
+      <w:r>
+        <w:t xml:space="preserve">— an off-by-one trap. These</w:t>
+      </w:r>
+      <w:r>
+        <w:t xml:space="preserve"> </w:t>
+      </w:r>
+      <w:r>
+        <w:t xml:space="preserve">notes count</w:t>
+      </w:r>
+      <w:r>
+        <w:t xml:space="preserve"> </w:t>
+      </w:r>
+      <w:r>
+        <w:rPr>
+          <w:b/>
+          <w:bCs/>
+        </w:rPr>
+        <w:t xml:space="preserve">edges</w:t>
+      </w:r>
+      <w:r>
+        <w:t xml:space="preserve"> </w:t>
+      </w:r>
+      <w:r>
+        <w:t xml:space="preserve">(a single node has height 0). State your convention in an</w:t>
+      </w:r>
+      <w:r>
+        <w:t xml:space="preserve"> </w:t>
+      </w:r>
+      <w:r>
+        <w:t xml:space="preserve">interview.</w:t>
+      </w:r>
+    </w:p>
+    <w:p>
+      <w:pPr>
+        <w:pStyle w:val="Compact"/>
+        <w:numPr>
+          <w:ilvl w:val="0"/>
+          <w:numId w:val="1006"/>
+        </w:numPr>
+      </w:pPr>
+      <w:r>
+        <w:rPr>
+          <w:b/>
+          <w:bCs/>
+        </w:rPr>
+        <w:t xml:space="preserve">Diameter need not pass through the root.</w:t>
+      </w:r>
+      <w:r>
+        <w:t xml:space="preserve"> </w:t>
+      </w:r>
+      <w:r>
+        <w:t xml:space="preserve">At each node the best path through</w:t>
+      </w:r>
+      <w:r>
+        <w:t xml:space="preserve"> </w:t>
+      </w:r>
+      <w:r>
+        <w:t xml:space="preserve">it is</w:t>
+      </w:r>
+      <w:r>
+        <w:t xml:space="preserve"> </w:t>
+      </w:r>
+      <w:r>
+        <w:rPr>
+          <w:rStyle w:val="VerbatimChar"/>
+        </w:rPr>
+        <w:t xml:space="preserve">leftHeight + rightHeight</w:t>
+      </w:r>
+      <w:r>
+        <w:t xml:space="preserve"> </w:t>
+      </w:r>
+      <w:r>
+        <w:t xml:space="preserve">(in edges); the diameter is the max of that</w:t>
+      </w:r>
+      <w:r>
+        <w:t xml:space="preserve"> </w:t>
+      </w:r>
+      <w:r>
+        <w:t xml:space="preserve">over all nodes — computed in one</w:t>
+      </w:r>
+      <w:r>
+        <w:t xml:space="preserve"> </w:t>
+      </w:r>
+      <w:r>
+        <w:rPr>
+          <w:b/>
+          <w:bCs/>
+        </w:rPr>
+        <w:t xml:space="preserve">postorder</w:t>
+      </w:r>
+      <w:r>
+        <w:t xml:space="preserve"> </w:t>
+      </w:r>
+      <w:r>
+        <w:t xml:space="preserve">pass (see 8a.4).</w:t>
+      </w:r>
+    </w:p>
+    <w:bookmarkEnd w:id="27"/>
+    <w:bookmarkEnd w:id="28"/>
+    <w:bookmarkStart w:id="29" w:name="mcqs-1"/>
     <w:p>
       <w:pPr>
         <w:pStyle w:val="Heading3"/>
@@ -1650,7 +2795,7 @@
         <w:pStyle w:val="Compact"/>
         <w:numPr>
           <w:ilvl w:val="0"/>
-          <w:numId w:val="1005"/>
+          <w:numId w:val="1007"/>
         </w:numPr>
       </w:pPr>
       <w:r>
@@ -1675,7 +2820,7 @@
         <w:pStyle w:val="Compact"/>
         <w:numPr>
           <w:ilvl w:val="0"/>
-          <w:numId w:val="1005"/>
+          <w:numId w:val="1007"/>
         </w:numPr>
       </w:pPr>
       <w:r>
@@ -1703,7 +2848,7 @@
         <w:pStyle w:val="Compact"/>
         <w:numPr>
           <w:ilvl w:val="0"/>
-          <w:numId w:val="1005"/>
+          <w:numId w:val="1007"/>
         </w:numPr>
       </w:pPr>
       <w:r>
@@ -1723,8 +2868,86 @@
         <w:t xml:space="preserve">.</w:t>
       </w:r>
     </w:p>
-    <w:bookmarkEnd w:id="26"/>
-    <w:bookmarkStart w:id="27" w:name="problems"/>
+    <w:p>
+      <w:pPr>
+        <w:pStyle w:val="Compact"/>
+        <w:numPr>
+          <w:ilvl w:val="0"/>
+          <w:numId w:val="1007"/>
+        </w:numPr>
+      </w:pPr>
+      <w:r>
+        <w:t xml:space="preserve">Morris inorder space complexity? →</w:t>
+      </w:r>
+      <w:r>
+        <w:t xml:space="preserve"> </w:t>
+      </w:r>
+      <w:r>
+        <w:rPr>
+          <w:b/>
+          <w:bCs/>
+        </w:rPr>
+        <w:t xml:space="preserve">O(1)</w:t>
+      </w:r>
+      <w:r>
+        <w:t xml:space="preserve"> </w:t>
+      </w:r>
+      <w:r>
+        <w:t xml:space="preserve">(uses temporary threads).</w:t>
+      </w:r>
+    </w:p>
+    <w:p>
+      <w:pPr>
+        <w:pStyle w:val="Compact"/>
+        <w:numPr>
+          <w:ilvl w:val="0"/>
+          <w:numId w:val="1007"/>
+        </w:numPr>
+      </w:pPr>
+      <w:r>
+        <w:t xml:space="preserve">Height of a single-node tree (edge convention)? →</w:t>
+      </w:r>
+      <w:r>
+        <w:t xml:space="preserve"> </w:t>
+      </w:r>
+      <w:r>
+        <w:rPr>
+          <w:b/>
+          <w:bCs/>
+        </w:rPr>
+        <w:t xml:space="preserve">0</w:t>
+      </w:r>
+      <w:r>
+        <w:t xml:space="preserve">.</w:t>
+      </w:r>
+    </w:p>
+    <w:p>
+      <w:pPr>
+        <w:pStyle w:val="Compact"/>
+        <w:numPr>
+          <w:ilvl w:val="0"/>
+          <w:numId w:val="1007"/>
+        </w:numPr>
+      </w:pPr>
+      <w:r>
+        <w:t xml:space="preserve">Does the diameter always pass through the root? →</w:t>
+      </w:r>
+      <w:r>
+        <w:t xml:space="preserve"> </w:t>
+      </w:r>
+      <w:r>
+        <w:rPr>
+          <w:b/>
+          <w:bCs/>
+        </w:rPr>
+        <w:t xml:space="preserve">no</w:t>
+      </w:r>
+      <w:r>
+        <w:t xml:space="preserve">.</w:t>
+      </w:r>
+    </w:p>
+    <w:bookmarkEnd w:id="29"/>
+    <w:bookmarkStart w:id="30" w:name="problems"/>
     <w:p>
       <w:pPr>
         <w:pStyle w:val="Heading3"/>
@@ -1738,7 +2961,7 @@
         <w:pStyle w:val="Compact"/>
         <w:numPr>
           <w:ilvl w:val="0"/>
-          <w:numId w:val="1006"/>
+          <w:numId w:val="1008"/>
         </w:numPr>
       </w:pPr>
       <w:r>
@@ -1758,9 +2981,9 @@
         </w:pict>
       </w:r>
     </w:p>
-    <w:bookmarkEnd w:id="27"/>
-    <w:bookmarkEnd w:id="28"/>
-    <w:bookmarkStart w:id="43" w:name="a.3-binary-search-tree-bst"/>
+    <w:bookmarkEnd w:id="30"/>
+    <w:bookmarkEnd w:id="31"/>
+    <w:bookmarkStart w:id="54" w:name="a.3-binary-search-tree-bst"/>
     <w:p>
       <w:pPr>
         <w:pStyle w:val="Heading2"/>
@@ -1769,7 +2992,7 @@
         <w:t xml:space="preserve">8a.3 Binary Search Tree (BST)</w:t>
       </w:r>
     </w:p>
-    <w:bookmarkStart w:id="32" w:name="definition-1"/>
+    <w:bookmarkStart w:id="35" w:name="definition-1"/>
     <w:p>
       <w:pPr>
         <w:pStyle w:val="Heading3"/>
@@ -1887,18 +3110,18 @@
           <wp:inline>
             <wp:extent cx="5334000" cy="2781463"/>
             <wp:effectExtent b="0" l="0" r="0" t="0"/>
-            <wp:docPr descr="BST: left &lt; node &lt; right; searching for a value just follows the comparisons down one path." title="" id="30" name="Picture"/>
+            <wp:docPr descr="BST: left &lt; node &lt; right; searching for a value just follows the comparisons down one path." title="" id="33" name="Picture"/>
             <a:graphic>
               <a:graphicData uri="http://schemas.openxmlformats.org/drawingml/2006/picture">
                 <pic:pic>
                   <pic:nvPicPr>
-                    <pic:cNvPr descr="images/65_bst_search.png" id="31" name="Picture"/>
+                    <pic:cNvPr descr="images/65_bst_search.png" id="34" name="Picture"/>
                     <pic:cNvPicPr>
                       <a:picLocks noChangeArrowheads="1" noChangeAspect="1"/>
                     </pic:cNvPicPr>
                   </pic:nvPicPr>
                   <pic:blipFill>
-                    <a:blip r:embed="rId29"/>
+                    <a:blip r:embed="rId32"/>
                     <a:stretch>
                       <a:fillRect/>
                     </a:stretch>
@@ -1933,8 +3156,8 @@
         <w:t xml:space="preserve">BST: left &lt; node &lt; right; searching for a value just follows the comparisons down one path.</w:t>
       </w:r>
     </w:p>
-    <w:bookmarkEnd w:id="32"/>
-    <w:bookmarkStart w:id="33" w:name="search-insert-follow-the-comparison"/>
+    <w:bookmarkEnd w:id="35"/>
+    <w:bookmarkStart w:id="36" w:name="search-insert-follow-the-comparison"/>
     <w:p>
       <w:pPr>
         <w:pStyle w:val="Heading3"/>
@@ -2062,8 +3285,8 @@
         <w:t xml:space="preserve">comparison throws away half the remaining numbers (when balanced).</w:t>
       </w:r>
     </w:p>
-    <w:bookmarkEnd w:id="33"/>
-    <w:bookmarkStart w:id="37" w:name="delete-three-cases"/>
+    <w:bookmarkEnd w:id="36"/>
+    <w:bookmarkStart w:id="45" w:name="delete-three-cases"/>
     <w:p>
       <w:pPr>
         <w:pStyle w:val="Heading3"/>
@@ -2081,18 +3304,18 @@
           <wp:inline>
             <wp:extent cx="5334000" cy="2323609"/>
             <wp:effectExtent b="0" l="0" r="0" t="0"/>
-            <wp:docPr descr="BST delete: leaf → just remove; one child → splice it in; two children → replace with inorder successor." title="" id="35" name="Picture"/>
+            <wp:docPr descr="BST delete: leaf → just remove; one child → splice it in; two children → replace with inorder successor." title="" id="38" name="Picture"/>
             <a:graphic>
               <a:graphicData uri="http://schemas.openxmlformats.org/drawingml/2006/picture">
                 <pic:pic>
                   <pic:nvPicPr>
-                    <pic:cNvPr descr="images/66_bst_delete.png" id="36" name="Picture"/>
+                    <pic:cNvPr descr="images/66_bst_delete.png" id="39" name="Picture"/>
                     <pic:cNvPicPr>
                       <a:picLocks noChangeArrowheads="1" noChangeAspect="1"/>
                     </pic:cNvPicPr>
                   </pic:nvPicPr>
                   <pic:blipFill>
-                    <a:blip r:embed="rId34"/>
+                    <a:blip r:embed="rId37"/>
                     <a:stretch>
                       <a:fillRect/>
                     </a:stretch>
@@ -2132,7 +3355,7 @@
         <w:pStyle w:val="Compact"/>
         <w:numPr>
           <w:ilvl w:val="0"/>
-          <w:numId w:val="1007"/>
+          <w:numId w:val="1009"/>
         </w:numPr>
       </w:pPr>
       <w:r>
@@ -2154,7 +3377,7 @@
         <w:pStyle w:val="Compact"/>
         <w:numPr>
           <w:ilvl w:val="0"/>
-          <w:numId w:val="1007"/>
+          <w:numId w:val="1009"/>
         </w:numPr>
       </w:pPr>
       <w:r>
@@ -2176,7 +3399,7 @@
         <w:pStyle w:val="Compact"/>
         <w:numPr>
           <w:ilvl w:val="0"/>
-          <w:numId w:val="1007"/>
+          <w:numId w:val="1009"/>
         </w:numPr>
       </w:pPr>
       <w:r>
@@ -2215,8 +3438,446 @@
         <w:t xml:space="preserve">smallest value in the right subtree), then delete that successor.</w:t>
       </w:r>
     </w:p>
-    <w:bookmarkEnd w:id="37"/>
-    <w:bookmarkStart w:id="38" w:name="the-catch-balance"/>
+    <w:bookmarkStart w:id="43" w:name="worked-trace-delete-a-two-children-node"/>
+    <w:p>
+      <w:pPr>
+        <w:pStyle w:val="Heading4"/>
+      </w:pPr>
+      <w:r>
+        <w:t xml:space="preserve">Worked trace: delete a two-children node</w:t>
+      </w:r>
+    </w:p>
+    <w:p>
+      <w:pPr>
+        <w:pStyle w:val="FirstParagraph"/>
+      </w:pPr>
+      <w:r>
+        <w:t xml:space="preserve">Take this BST and delete</w:t>
+      </w:r>
+      <w:r>
+        <w:t xml:space="preserve"> </w:t>
+      </w:r>
+      <w:r>
+        <w:rPr>
+          <w:b/>
+          <w:bCs/>
+        </w:rPr>
+        <w:t xml:space="preserve">50</w:t>
+      </w:r>
+      <w:r>
+        <w:t xml:space="preserve"> </w:t>
+      </w:r>
+      <w:r>
+        <w:t xml:space="preserve">(it has two children):</w:t>
+      </w:r>
+    </w:p>
+    <w:p>
+      <w:pPr>
+        <w:pStyle w:val="CaptionedFigure"/>
+      </w:pPr>
+      <w:r>
+        <w:drawing>
+          <wp:inline>
+            <wp:extent cx="5334000" cy="2690601"/>
+            <wp:effectExtent b="0" l="0" r="0" t="0"/>
+            <wp:docPr descr="Deleting a two-children BST node: copy the inorder successor’s value up, then delete the (now easy) successor node." title="" id="41" name="Picture"/>
+            <a:graphic>
+              <a:graphicData uri="http://schemas.openxmlformats.org/drawingml/2006/picture">
+                <pic:pic>
+                  <pic:nvPicPr>
+                    <pic:cNvPr descr="images/191_bst_delete_trace.png" id="42" name="Picture"/>
+                    <pic:cNvPicPr>
+                      <a:picLocks noChangeArrowheads="1" noChangeAspect="1"/>
+                    </pic:cNvPicPr>
+                  </pic:nvPicPr>
+                  <pic:blipFill>
+                    <a:blip r:embed="rId40"/>
+                    <a:stretch>
+                      <a:fillRect/>
+                    </a:stretch>
+                  </pic:blipFill>
+                  <pic:spPr bwMode="auto">
+                    <a:xfrm>
+                      <a:off x="0" y="0"/>
+                      <a:ext cx="5334000" cy="2690601"/>
+                    </a:xfrm>
+                    <a:prstGeom prst="rect">
+                      <a:avLst/>
+                    </a:prstGeom>
+                    <a:noFill/>
+                    <a:ln w="9525">
+                      <a:noFill/>
+                      <a:headEnd/>
+                      <a:tailEnd/>
+                    </a:ln>
+                  </pic:spPr>
+                </pic:pic>
+              </a:graphicData>
+            </a:graphic>
+          </wp:inline>
+        </w:drawing>
+      </w:r>
+    </w:p>
+    <w:p>
+      <w:pPr>
+        <w:pStyle w:val="ImageCaption"/>
+      </w:pPr>
+      <w:r>
+        <w:t xml:space="preserve">Deleting a two-children BST node: copy the inorder successor’s value up, then delete the (now easy) successor node.</w:t>
+      </w:r>
+    </w:p>
+    <w:p>
+      <w:pPr>
+        <w:pStyle w:val="SourceCode"/>
+      </w:pPr>
+      <w:r>
+        <w:rPr>
+          <w:rStyle w:val="VerbatimChar"/>
+        </w:rPr>
+        <w:t xml:space="preserve">Start:            Step 1: find successor       Step 2: copy 60 up,</w:t>
+      </w:r>
+      <w:r>
+        <w:br/>
+      </w:r>
+      <w:r>
+        <w:rPr>
+          <w:rStyle w:val="VerbatimChar"/>
+        </w:rPr>
+        <w:t xml:space="preserve">     50           = smallest in RIGHT           delete old 60 node</w:t>
+      </w:r>
+      <w:r>
+        <w:br/>
+      </w:r>
+      <w:r>
+        <w:rPr>
+          <w:rStyle w:val="VerbatimChar"/>
+        </w:rPr>
+        <w:t xml:space="preserve">   /    \           subtree of 50                    60</w:t>
+      </w:r>
+      <w:r>
+        <w:br/>
+      </w:r>
+      <w:r>
+        <w:rPr>
+          <w:rStyle w:val="VerbatimChar"/>
+        </w:rPr>
+        <w:t xml:space="preserve">  30    70          -&gt; go right to 70,            /      \</w:t>
+      </w:r>
+      <w:r>
+        <w:br/>
+      </w:r>
+      <w:r>
+        <w:rPr>
+          <w:rStyle w:val="VerbatimChar"/>
+        </w:rPr>
+        <w:t xml:space="preserve">       /  \            then left as far          30       70</w:t>
+      </w:r>
+      <w:r>
+        <w:br/>
+      </w:r>
+      <w:r>
+        <w:rPr>
+          <w:rStyle w:val="VerbatimChar"/>
+        </w:rPr>
+        <w:t xml:space="preserve">     60    80          as possible = 60                     \</w:t>
+      </w:r>
+      <w:r>
+        <w:br/>
+      </w:r>
+      <w:r>
+        <w:rPr>
+          <w:rStyle w:val="VerbatimChar"/>
+        </w:rPr>
+        <w:t xml:space="preserve">                                                              80</w:t>
+      </w:r>
+      <w:r>
+        <w:br/>
+      </w:r>
+      <w:r>
+        <w:rPr>
+          <w:rStyle w:val="VerbatimChar"/>
+        </w:rPr>
+        <w:t xml:space="preserve">Inorder before: 30 50 60 70 80</w:t>
+      </w:r>
+      <w:r>
+        <w:br/>
+      </w:r>
+      <w:r>
+        <w:rPr>
+          <w:rStyle w:val="VerbatimChar"/>
+        </w:rPr>
+        <w:t xml:space="preserve">Inorder after : 30 60 70 80     (still sorted -&gt; BST property kept)</w:t>
+      </w:r>
+    </w:p>
+    <w:p>
+      <w:pPr>
+        <w:pStyle w:val="Compact"/>
+        <w:numPr>
+          <w:ilvl w:val="0"/>
+          <w:numId w:val="1010"/>
+        </w:numPr>
+      </w:pPr>
+      <w:r>
+        <w:t xml:space="preserve">Why the successor is safe: the smallest value in the right subtree has</w:t>
+      </w:r>
+      <w:r>
+        <w:t xml:space="preserve"> </w:t>
+      </w:r>
+      <w:r>
+        <w:rPr>
+          <w:b/>
+          <w:bCs/>
+        </w:rPr>
+        <w:t xml:space="preserve">no</w:t>
+      </w:r>
+      <w:r>
+        <w:rPr>
+          <w:b/>
+          <w:bCs/>
+        </w:rPr>
+        <w:t xml:space="preserve"> </w:t>
+      </w:r>
+      <w:r>
+        <w:rPr>
+          <w:b/>
+          <w:bCs/>
+        </w:rPr>
+        <w:t xml:space="preserve">left child</w:t>
+      </w:r>
+      <w:r>
+        <w:t xml:space="preserve">, so it is always a leaf-or-one-child node → deleting it is case 1</w:t>
+      </w:r>
+      <w:r>
+        <w:t xml:space="preserve"> </w:t>
+      </w:r>
+      <w:r>
+        <w:t xml:space="preserve">or 2 (easy).</w:t>
+      </w:r>
+    </w:p>
+    <w:p>
+      <w:pPr>
+        <w:pStyle w:val="Compact"/>
+        <w:numPr>
+          <w:ilvl w:val="0"/>
+          <w:numId w:val="1010"/>
+        </w:numPr>
+      </w:pPr>
+      <w:r>
+        <w:t xml:space="preserve">Symmetric choice: you may instead use the</w:t>
+      </w:r>
+      <w:r>
+        <w:t xml:space="preserve"> </w:t>
+      </w:r>
+      <w:r>
+        <w:rPr>
+          <w:b/>
+          <w:bCs/>
+        </w:rPr>
+        <w:t xml:space="preserve">inorder predecessor</w:t>
+      </w:r>
+      <w:r>
+        <w:t xml:space="preserve"> </w:t>
+      </w:r>
+      <w:r>
+        <w:t xml:space="preserve">(largest in</w:t>
+      </w:r>
+      <w:r>
+        <w:t xml:space="preserve"> </w:t>
+      </w:r>
+      <w:r>
+        <w:t xml:space="preserve">the left subtree). Either keeps the BST valid.</w:t>
+      </w:r>
+    </w:p>
+    <w:bookmarkEnd w:id="43"/>
+    <w:bookmarkStart w:id="44" w:name="predecessor-and-successor-in-a-bst"/>
+    <w:p>
+      <w:pPr>
+        <w:pStyle w:val="Heading4"/>
+      </w:pPr>
+      <w:r>
+        <w:t xml:space="preserve">Predecessor and successor in a BST</w:t>
+      </w:r>
+    </w:p>
+    <w:p>
+      <w:pPr>
+        <w:pStyle w:val="FirstParagraph"/>
+      </w:pPr>
+      <w:r>
+        <w:t xml:space="preserve">The</w:t>
+      </w:r>
+      <w:r>
+        <w:t xml:space="preserve"> </w:t>
+      </w:r>
+      <w:r>
+        <w:rPr>
+          <w:b/>
+          <w:bCs/>
+        </w:rPr>
+        <w:t xml:space="preserve">inorder successor</w:t>
+      </w:r>
+      <w:r>
+        <w:t xml:space="preserve"> </w:t>
+      </w:r>
+      <w:r>
+        <w:t xml:space="preserve">of a node is the next-larger key; the</w:t>
+      </w:r>
+      <w:r>
+        <w:t xml:space="preserve"> </w:t>
+      </w:r>
+      <w:r>
+        <w:rPr>
+          <w:b/>
+          <w:bCs/>
+        </w:rPr>
+        <w:t xml:space="preserve">predecessor</w:t>
+      </w:r>
+      <w:r>
+        <w:t xml:space="preserve"> </w:t>
+      </w:r>
+      <w:r>
+        <w:t xml:space="preserve">is the next-smaller. Two situations:</w:t>
+      </w:r>
+    </w:p>
+    <w:p>
+      <w:pPr>
+        <w:pStyle w:val="SourceCode"/>
+      </w:pPr>
+      <w:r>
+        <w:rPr>
+          <w:rStyle w:val="VerbatimChar"/>
+        </w:rPr>
+        <w:t xml:space="preserve">successor(node):</w:t>
+      </w:r>
+      <w:r>
+        <w:br/>
+      </w:r>
+      <w:r>
+        <w:rPr>
+          <w:rStyle w:val="VerbatimChar"/>
+        </w:rPr>
+        <w:t xml:space="preserve">    if node has a right child:</w:t>
+      </w:r>
+      <w:r>
+        <w:br/>
+      </w:r>
+      <w:r>
+        <w:rPr>
+          <w:rStyle w:val="VerbatimChar"/>
+        </w:rPr>
+        <w:t xml:space="preserve">        return leftmost node of node.right      # smallest bigger value</w:t>
+      </w:r>
+      <w:r>
+        <w:br/>
+      </w:r>
+      <w:r>
+        <w:rPr>
+          <w:rStyle w:val="VerbatimChar"/>
+        </w:rPr>
+        <w:t xml:space="preserve">    else:</w:t>
+      </w:r>
+      <w:r>
+        <w:br/>
+      </w:r>
+      <w:r>
+        <w:rPr>
+          <w:rStyle w:val="VerbatimChar"/>
+        </w:rPr>
+        <w:t xml:space="preserve">        walk up via parents; the successor is the</w:t>
+      </w:r>
+      <w:r>
+        <w:br/>
+      </w:r>
+      <w:r>
+        <w:rPr>
+          <w:rStyle w:val="VerbatimChar"/>
+        </w:rPr>
+        <w:t xml:space="preserve">        first ancestor for which node is in its LEFT subtree</w:t>
+      </w:r>
+    </w:p>
+    <w:p>
+      <w:pPr>
+        <w:pStyle w:val="Compact"/>
+        <w:numPr>
+          <w:ilvl w:val="0"/>
+          <w:numId w:val="1011"/>
+        </w:numPr>
+      </w:pPr>
+      <w:r>
+        <w:t xml:space="preserve">Predecessor is the mirror: if there is a left child, take its</w:t>
+      </w:r>
+      <w:r>
+        <w:t xml:space="preserve"> </w:t>
+      </w:r>
+      <w:r>
+        <w:rPr>
+          <w:b/>
+          <w:bCs/>
+        </w:rPr>
+        <w:t xml:space="preserve">rightmost</w:t>
+      </w:r>
+      <w:r>
+        <w:t xml:space="preserve"> </w:t>
+      </w:r>
+      <w:r>
+        <w:t xml:space="preserve">node; else walk up until you came from a</w:t>
+      </w:r>
+      <w:r>
+        <w:t xml:space="preserve"> </w:t>
+      </w:r>
+      <w:r>
+        <w:rPr>
+          <w:b/>
+          <w:bCs/>
+        </w:rPr>
+        <w:t xml:space="preserve">right</w:t>
+      </w:r>
+      <w:r>
+        <w:t xml:space="preserve"> </w:t>
+      </w:r>
+      <w:r>
+        <w:t xml:space="preserve">child.</w:t>
+      </w:r>
+    </w:p>
+    <w:p>
+      <w:pPr>
+        <w:pStyle w:val="Compact"/>
+        <w:numPr>
+          <w:ilvl w:val="0"/>
+          <w:numId w:val="1011"/>
+        </w:numPr>
+      </w:pPr>
+      <w:r>
+        <w:t xml:space="preserve">With parent pointers this is</w:t>
+      </w:r>
+      <w:r>
+        <w:t xml:space="preserve"> </w:t>
+      </w:r>
+      <w:r>
+        <w:rPr>
+          <w:b/>
+          <w:bCs/>
+        </w:rPr>
+        <w:t xml:space="preserve">O(h)</w:t>
+      </w:r>
+      <w:r>
+        <w:t xml:space="preserve">; without them, track the</w:t>
+      </w:r>
+      <w:r>
+        <w:t xml:space="preserve"> </w:t>
+      </w:r>
+      <w:r>
+        <w:t xml:space="preserve">“last turn left”</w:t>
+      </w:r>
+      <w:r>
+        <w:t xml:space="preserve"> </w:t>
+      </w:r>
+      <w:r>
+        <w:t xml:space="preserve">ancestor while searching from the root.</w:t>
+      </w:r>
+    </w:p>
+    <w:bookmarkEnd w:id="44"/>
+    <w:bookmarkEnd w:id="45"/>
+    <w:bookmarkStart w:id="46" w:name="the-catch-balance"/>
     <w:p>
       <w:pPr>
         <w:pStyle w:val="Heading3"/>
@@ -2323,8 +3984,8 @@
         <w:t xml:space="preserve">.</w:t>
       </w:r>
     </w:p>
-    <w:bookmarkEnd w:id="38"/>
-    <w:bookmarkStart w:id="39" w:name="bst-complexity"/>
+    <w:bookmarkEnd w:id="46"/>
+    <w:bookmarkStart w:id="47" w:name="bst-complexity"/>
     <w:p>
       <w:pPr>
         <w:pStyle w:val="Heading3"/>
@@ -2418,8 +4079,8 @@
         </w:tc>
       </w:tr>
     </w:tbl>
-    <w:bookmarkEnd w:id="39"/>
-    <w:bookmarkStart w:id="40" w:name="classic-bst-interview-problems"/>
+    <w:bookmarkEnd w:id="47"/>
+    <w:bookmarkStart w:id="51" w:name="classic-bst-interview-problems"/>
     <w:p>
       <w:pPr>
         <w:pStyle w:val="Heading3"/>
@@ -2433,7 +4094,7 @@
         <w:pStyle w:val="Compact"/>
         <w:numPr>
           <w:ilvl w:val="0"/>
-          <w:numId w:val="1008"/>
+          <w:numId w:val="1012"/>
         </w:numPr>
       </w:pPr>
       <w:r>
@@ -2467,7 +4128,7 @@
         <w:pStyle w:val="Compact"/>
         <w:numPr>
           <w:ilvl w:val="0"/>
-          <w:numId w:val="1008"/>
+          <w:numId w:val="1012"/>
         </w:numPr>
       </w:pPr>
       <w:r>
@@ -2489,7 +4150,7 @@
         <w:pStyle w:val="Compact"/>
         <w:numPr>
           <w:ilvl w:val="0"/>
-          <w:numId w:val="1008"/>
+          <w:numId w:val="1012"/>
         </w:numPr>
       </w:pPr>
       <w:r>
@@ -2512,8 +4173,733 @@
         <w:t xml:space="preserve">one target is left and the other right) is the LCA — O(h).</w:t>
       </w:r>
     </w:p>
-    <w:bookmarkEnd w:id="40"/>
-    <w:bookmarkStart w:id="41" w:name="mcqs-2"/>
+    <w:bookmarkStart w:id="48" w:name="validate-bst-the-pitfalls"/>
+    <w:p>
+      <w:pPr>
+        <w:pStyle w:val="Heading4"/>
+      </w:pPr>
+      <w:r>
+        <w:t xml:space="preserve">Validate BST — the pitfalls</w:t>
+      </w:r>
+    </w:p>
+    <w:p>
+      <w:pPr>
+        <w:pStyle w:val="FirstParagraph"/>
+      </w:pPr>
+      <w:r>
+        <w:t xml:space="preserve">The naive check</w:t>
+      </w:r>
+      <w:r>
+        <w:t xml:space="preserve"> </w:t>
+      </w:r>
+      <w:r>
+        <w:t xml:space="preserve">“left child &lt; node &lt; right child”</w:t>
+      </w:r>
+      <w:r>
+        <w:t xml:space="preserve"> </w:t>
+      </w:r>
+      <w:r>
+        <w:t xml:space="preserve">is</w:t>
+      </w:r>
+      <w:r>
+        <w:t xml:space="preserve"> </w:t>
+      </w:r>
+      <w:r>
+        <w:rPr>
+          <w:b/>
+          <w:bCs/>
+        </w:rPr>
+        <w:t xml:space="preserve">wrong</w:t>
+      </w:r>
+      <w:r>
+        <w:t xml:space="preserve">. A node can be</w:t>
+      </w:r>
+      <w:r>
+        <w:t xml:space="preserve"> </w:t>
+      </w:r>
+      <w:r>
+        <w:t xml:space="preserve">smaller than its parent but still violate an</w:t>
+      </w:r>
+      <w:r>
+        <w:t xml:space="preserve"> </w:t>
+      </w:r>
+      <w:r>
+        <w:rPr>
+          <w:i/>
+          <w:iCs/>
+        </w:rPr>
+        <w:t xml:space="preserve">ancestor’s</w:t>
+      </w:r>
+      <w:r>
+        <w:t xml:space="preserve"> </w:t>
+      </w:r>
+      <w:r>
+        <w:t xml:space="preserve">bound:</w:t>
+      </w:r>
+    </w:p>
+    <w:p>
+      <w:pPr>
+        <w:pStyle w:val="SourceCode"/>
+      </w:pPr>
+      <w:r>
+        <w:rPr>
+          <w:rStyle w:val="VerbatimChar"/>
+        </w:rPr>
+        <w:t xml:space="preserve">        10</w:t>
+      </w:r>
+      <w:r>
+        <w:br/>
+      </w:r>
+      <w:r>
+        <w:rPr>
+          <w:rStyle w:val="VerbatimChar"/>
+        </w:rPr>
+        <w:t xml:space="preserve">       /  \</w:t>
+      </w:r>
+      <w:r>
+        <w:br/>
+      </w:r>
+      <w:r>
+        <w:rPr>
+          <w:rStyle w:val="VerbatimChar"/>
+        </w:rPr>
+        <w:t xml:space="preserve">      5    15</w:t>
+      </w:r>
+      <w:r>
+        <w:br/>
+      </w:r>
+      <w:r>
+        <w:rPr>
+          <w:rStyle w:val="VerbatimChar"/>
+        </w:rPr>
+        <w:t xml:space="preserve">          /  \</w:t>
+      </w:r>
+      <w:r>
+        <w:br/>
+      </w:r>
+      <w:r>
+        <w:rPr>
+          <w:rStyle w:val="VerbatimChar"/>
+        </w:rPr>
+        <w:t xml:space="preserve">         6    20     &lt;-- 6 &lt; 15 (ok vs parent) BUT 6 &lt; 10 -&gt; INVALID</w:t>
+      </w:r>
+    </w:p>
+    <w:p>
+      <w:pPr>
+        <w:pStyle w:val="FirstParagraph"/>
+      </w:pPr>
+      <w:r>
+        <w:t xml:space="preserve">Two correct approaches:</w:t>
+      </w:r>
+    </w:p>
+    <w:p>
+      <w:pPr>
+        <w:pStyle w:val="SourceCode"/>
+      </w:pPr>
+      <w:r>
+        <w:rPr>
+          <w:rStyle w:val="VerbatimChar"/>
+        </w:rPr>
+        <w:t xml:space="preserve"># A) min/max bounds passed down            Time O(n), Space O(h)</w:t>
+      </w:r>
+      <w:r>
+        <w:br/>
+      </w:r>
+      <w:r>
+        <w:rPr>
+          <w:rStyle w:val="VerbatimChar"/>
+        </w:rPr>
+        <w:t xml:space="preserve">valid(node, lo, hi):</w:t>
+      </w:r>
+      <w:r>
+        <w:br/>
+      </w:r>
+      <w:r>
+        <w:rPr>
+          <w:rStyle w:val="VerbatimChar"/>
+        </w:rPr>
+        <w:t xml:space="preserve">    if node is null: return true</w:t>
+      </w:r>
+      <w:r>
+        <w:br/>
+      </w:r>
+      <w:r>
+        <w:rPr>
+          <w:rStyle w:val="VerbatimChar"/>
+        </w:rPr>
+        <w:t xml:space="preserve">    if not (lo &lt; node.val &lt; hi): return false</w:t>
+      </w:r>
+      <w:r>
+        <w:br/>
+      </w:r>
+      <w:r>
+        <w:rPr>
+          <w:rStyle w:val="VerbatimChar"/>
+        </w:rPr>
+        <w:t xml:space="preserve">    return valid(node.left, lo, node.val)</w:t>
+      </w:r>
+      <w:r>
+        <w:br/>
+      </w:r>
+      <w:r>
+        <w:rPr>
+          <w:rStyle w:val="VerbatimChar"/>
+        </w:rPr>
+        <w:t xml:space="preserve">       and valid(node.right, node.val, hi)</w:t>
+      </w:r>
+      <w:r>
+        <w:br/>
+      </w:r>
+      <w:r>
+        <w:rPr>
+          <w:rStyle w:val="VerbatimChar"/>
+        </w:rPr>
+        <w:t xml:space="preserve"># start with lo = -inf, hi = +inf</w:t>
+      </w:r>
+      <w:r>
+        <w:br/>
+      </w:r>
+      <w:r>
+        <w:br/>
+      </w:r>
+      <w:r>
+        <w:rPr>
+          <w:rStyle w:val="VerbatimChar"/>
+        </w:rPr>
+        <w:t xml:space="preserve"># B) inorder must be STRICTLY increasing</w:t>
+      </w:r>
+      <w:r>
+        <w:br/>
+      </w:r>
+      <w:r>
+        <w:rPr>
+          <w:rStyle w:val="VerbatimChar"/>
+        </w:rPr>
+        <w:t xml:space="preserve">#    keep 'prev'; if node.val &lt;= prev -&gt; invalid</w:t>
+      </w:r>
+    </w:p>
+    <w:p>
+      <w:pPr>
+        <w:pStyle w:val="Compact"/>
+        <w:numPr>
+          <w:ilvl w:val="0"/>
+          <w:numId w:val="1013"/>
+        </w:numPr>
+      </w:pPr>
+      <w:r>
+        <w:rPr>
+          <w:b/>
+          <w:bCs/>
+        </w:rPr>
+        <w:t xml:space="preserve">Common bugs:</w:t>
+      </w:r>
+      <w:r>
+        <w:t xml:space="preserve"> </w:t>
+      </w:r>
+      <w:r>
+        <w:t xml:space="preserve">using</w:t>
+      </w:r>
+      <w:r>
+        <w:t xml:space="preserve"> </w:t>
+      </w:r>
+      <w:r>
+        <w:rPr>
+          <w:rStyle w:val="VerbatimChar"/>
+        </w:rPr>
+        <w:t xml:space="preserve">&lt;=</w:t>
+      </w:r>
+      <w:r>
+        <w:t xml:space="preserve"> </w:t>
+      </w:r>
+      <w:r>
+        <w:t xml:space="preserve">where the tree forbids duplicates (decide the</w:t>
+      </w:r>
+      <w:r>
+        <w:t xml:space="preserve"> </w:t>
+      </w:r>
+      <w:r>
+        <w:t xml:space="preserve">duplicate policy first); integer-overflow at</w:t>
+      </w:r>
+      <w:r>
+        <w:t xml:space="preserve"> </w:t>
+      </w:r>
+      <w:r>
+        <w:rPr>
+          <w:rStyle w:val="VerbatimChar"/>
+        </w:rPr>
+        <w:t xml:space="preserve">+inf/-inf</w:t>
+      </w:r>
+      <w:r>
+        <w:t xml:space="preserve"> </w:t>
+      </w:r>
+      <w:r>
+        <w:t xml:space="preserve">(use a nullable prev,</w:t>
+      </w:r>
+      <w:r>
+        <w:t xml:space="preserve"> </w:t>
+      </w:r>
+      <w:r>
+        <w:t xml:space="preserve">or long bounds); forgetting that the bound must</w:t>
+      </w:r>
+      <w:r>
+        <w:t xml:space="preserve"> </w:t>
+      </w:r>
+      <w:r>
+        <w:rPr>
+          <w:b/>
+          <w:bCs/>
+        </w:rPr>
+        <w:t xml:space="preserve">tighten as you descend</w:t>
+      </w:r>
+      <w:r>
+        <w:t xml:space="preserve">.</w:t>
+      </w:r>
+    </w:p>
+    <w:bookmarkEnd w:id="48"/>
+    <w:bookmarkStart w:id="49" w:name="lca-bst-version-vs-general-binary-tree"/>
+    <w:p>
+      <w:pPr>
+        <w:pStyle w:val="Heading4"/>
+      </w:pPr>
+      <w:r>
+        <w:t xml:space="preserve">LCA: BST version vs general binary tree</w:t>
+      </w:r>
+    </w:p>
+    <w:tbl>
+      <w:tblPr>
+        <w:tblStyle w:val="Table"/>
+        <w:tblW w:type="pct" w:w="5000"/>
+        <w:tblLayout w:type="fixed"/>
+        <w:tblLook w:firstRow="1" w:lastRow="0" w:firstColumn="0" w:lastColumn="0" w:noHBand="0" w:noVBand="0" w:val="0020"/>
+      </w:tblPr>
+      <w:tblGrid>
+        <w:gridCol w:w="2640"/>
+        <w:gridCol w:w="2640"/>
+        <w:gridCol w:w="2640"/>
+      </w:tblGrid>
+      <w:tr>
+        <w:trPr>
+          <w:tblHeader w:val="on"/>
+        </w:trPr>
+        <w:tc>
+          <w:tcPr/>
+          <w:p>
+            <w:pPr>
+              <w:pStyle w:val="Compact"/>
+            </w:pPr>
+          </w:p>
+        </w:tc>
+        <w:tc>
+          <w:tcPr/>
+          <w:p>
+            <w:pPr>
+              <w:pStyle w:val="Compact"/>
+            </w:pPr>
+            <w:r>
+              <w:t xml:space="preserve">BST (LC 235)</w:t>
+            </w:r>
+          </w:p>
+        </w:tc>
+        <w:tc>
+          <w:tcPr/>
+          <w:p>
+            <w:pPr>
+              <w:pStyle w:val="Compact"/>
+            </w:pPr>
+            <w:r>
+              <w:t xml:space="preserve">General binary tree (LC 236)</w:t>
+            </w:r>
+          </w:p>
+        </w:tc>
+      </w:tr>
+      <w:tr>
+        <w:tc>
+          <w:tcPr/>
+          <w:p>
+            <w:pPr>
+              <w:pStyle w:val="Compact"/>
+            </w:pPr>
+            <w:r>
+              <w:t xml:space="preserve">Uses ordering?</w:t>
+            </w:r>
+          </w:p>
+        </w:tc>
+        <w:tc>
+          <w:tcPr/>
+          <w:p>
+            <w:pPr>
+              <w:pStyle w:val="Compact"/>
+            </w:pPr>
+            <w:r>
+              <w:rPr>
+                <w:b/>
+                <w:bCs/>
+              </w:rPr>
+              <w:t xml:space="preserve">yes</w:t>
+            </w:r>
+            <w:r>
+              <w:t xml:space="preserve"> </w:t>
+            </w:r>
+            <w:r>
+              <w:t xml:space="preserve">— compare values</w:t>
+            </w:r>
+          </w:p>
+        </w:tc>
+        <w:tc>
+          <w:tcPr/>
+          <w:p>
+            <w:pPr>
+              <w:pStyle w:val="Compact"/>
+            </w:pPr>
+            <w:r>
+              <w:t xml:space="preserve">no ordering to exploit</w:t>
+            </w:r>
+          </w:p>
+        </w:tc>
+      </w:tr>
+      <w:tr>
+        <w:tc>
+          <w:tcPr/>
+          <w:p>
+            <w:pPr>
+              <w:pStyle w:val="Compact"/>
+            </w:pPr>
+            <w:r>
+              <w:t xml:space="preserve">Method</w:t>
+            </w:r>
+          </w:p>
+        </w:tc>
+        <w:tc>
+          <w:tcPr/>
+          <w:p>
+            <w:pPr>
+              <w:pStyle w:val="Compact"/>
+            </w:pPr>
+            <w:r>
+              <w:t xml:space="preserve">walk down; stop where</w:t>
+            </w:r>
+            <w:r>
+              <w:t xml:space="preserve"> </w:t>
+            </w:r>
+            <w:r>
+              <w:rPr>
+                <w:rStyle w:val="VerbatimChar"/>
+              </w:rPr>
+              <w:t xml:space="preserve">p</w:t>
+            </w:r>
+            <w:r>
+              <w:t xml:space="preserve"> </w:t>
+            </w:r>
+            <w:r>
+              <w:t xml:space="preserve">and</w:t>
+            </w:r>
+            <w:r>
+              <w:t xml:space="preserve"> </w:t>
+            </w:r>
+            <w:r>
+              <w:rPr>
+                <w:rStyle w:val="VerbatimChar"/>
+              </w:rPr>
+              <w:t xml:space="preserve">q</w:t>
+            </w:r>
+            <w:r>
+              <w:t xml:space="preserve"> </w:t>
+            </w:r>
+            <w:r>
+              <w:t xml:space="preserve">split</w:t>
+            </w:r>
+          </w:p>
+        </w:tc>
+        <w:tc>
+          <w:tcPr/>
+          <w:p>
+            <w:pPr>
+              <w:pStyle w:val="Compact"/>
+            </w:pPr>
+            <w:r>
+              <w:t xml:space="preserve">postorder: node where left &amp; right searches both hit</w:t>
+            </w:r>
+          </w:p>
+        </w:tc>
+      </w:tr>
+      <w:tr>
+        <w:tc>
+          <w:tcPr/>
+          <w:p>
+            <w:pPr>
+              <w:pStyle w:val="Compact"/>
+            </w:pPr>
+            <w:r>
+              <w:t xml:space="preserve">Time</w:t>
+            </w:r>
+          </w:p>
+        </w:tc>
+        <w:tc>
+          <w:tcPr/>
+          <w:p>
+            <w:pPr>
+              <w:pStyle w:val="Compact"/>
+            </w:pPr>
+            <w:r>
+              <w:rPr>
+                <w:b/>
+                <w:bCs/>
+              </w:rPr>
+              <w:t xml:space="preserve">O(h)</w:t>
+            </w:r>
+          </w:p>
+        </w:tc>
+        <w:tc>
+          <w:tcPr/>
+          <w:p>
+            <w:pPr>
+              <w:pStyle w:val="Compact"/>
+            </w:pPr>
+            <w:r>
+              <w:rPr>
+                <w:b/>
+                <w:bCs/>
+              </w:rPr>
+              <w:t xml:space="preserve">O(n)</w:t>
+            </w:r>
+          </w:p>
+        </w:tc>
+      </w:tr>
+    </w:tbl>
+    <w:p>
+      <w:pPr>
+        <w:pStyle w:val="SourceCode"/>
+      </w:pPr>
+      <w:r>
+        <w:rPr>
+          <w:rStyle w:val="VerbatimChar"/>
+        </w:rPr>
+        <w:t xml:space="preserve"># LCA in a BST (uses the ordering)</w:t>
+      </w:r>
+      <w:r>
+        <w:br/>
+      </w:r>
+      <w:r>
+        <w:rPr>
+          <w:rStyle w:val="VerbatimChar"/>
+        </w:rPr>
+        <w:t xml:space="preserve">node = root</w:t>
+      </w:r>
+      <w:r>
+        <w:br/>
+      </w:r>
+      <w:r>
+        <w:rPr>
+          <w:rStyle w:val="VerbatimChar"/>
+        </w:rPr>
+        <w:t xml:space="preserve">while node:</w:t>
+      </w:r>
+      <w:r>
+        <w:br/>
+      </w:r>
+      <w:r>
+        <w:rPr>
+          <w:rStyle w:val="VerbatimChar"/>
+        </w:rPr>
+        <w:t xml:space="preserve">    if p.val &lt; node.val and q.val &lt; node.val: node = node.left</w:t>
+      </w:r>
+      <w:r>
+        <w:br/>
+      </w:r>
+      <w:r>
+        <w:rPr>
+          <w:rStyle w:val="VerbatimChar"/>
+        </w:rPr>
+        <w:t xml:space="preserve">    elif p.val &gt; node.val and q.val &gt; node.val: node = node.right</w:t>
+      </w:r>
+      <w:r>
+        <w:br/>
+      </w:r>
+      <w:r>
+        <w:rPr>
+          <w:rStyle w:val="VerbatimChar"/>
+        </w:rPr>
+        <w:t xml:space="preserve">    else: return node          # split point -&gt; this is the LCA</w:t>
+      </w:r>
+      <w:r>
+        <w:br/>
+      </w:r>
+      <w:r>
+        <w:br/>
+      </w:r>
+      <w:r>
+        <w:rPr>
+          <w:rStyle w:val="VerbatimChar"/>
+        </w:rPr>
+        <w:t xml:space="preserve"># LCA in a general binary tree (no ordering)</w:t>
+      </w:r>
+      <w:r>
+        <w:br/>
+      </w:r>
+      <w:r>
+        <w:rPr>
+          <w:rStyle w:val="VerbatimChar"/>
+        </w:rPr>
+        <w:t xml:space="preserve">lca(node):</w:t>
+      </w:r>
+      <w:r>
+        <w:br/>
+      </w:r>
+      <w:r>
+        <w:rPr>
+          <w:rStyle w:val="VerbatimChar"/>
+        </w:rPr>
+        <w:t xml:space="preserve">    if node is null or node == p or node == q: return node</w:t>
+      </w:r>
+      <w:r>
+        <w:br/>
+      </w:r>
+      <w:r>
+        <w:rPr>
+          <w:rStyle w:val="VerbatimChar"/>
+        </w:rPr>
+        <w:t xml:space="preserve">    L = lca(node.left); R = lca(node.right)</w:t>
+      </w:r>
+      <w:r>
+        <w:br/>
+      </w:r>
+      <w:r>
+        <w:rPr>
+          <w:rStyle w:val="VerbatimChar"/>
+        </w:rPr>
+        <w:t xml:space="preserve">    if L and R: return node    # p and q found on different sides</w:t>
+      </w:r>
+      <w:r>
+        <w:br/>
+      </w:r>
+      <w:r>
+        <w:rPr>
+          <w:rStyle w:val="VerbatimChar"/>
+        </w:rPr>
+        <w:t xml:space="preserve">    return L or R</w:t>
+      </w:r>
+    </w:p>
+    <w:bookmarkEnd w:id="49"/>
+    <w:bookmarkStart w:id="50" w:name="X3795239affe6b14e9bb756664e5602a9fc71d27"/>
+    <w:p>
+      <w:pPr>
+        <w:pStyle w:val="Heading4"/>
+      </w:pPr>
+      <w:r>
+        <w:t xml:space="preserve">Counting nodes in a complete tree (faster than O(n))</w:t>
+      </w:r>
+    </w:p>
+    <w:p>
+      <w:pPr>
+        <w:pStyle w:val="FirstParagraph"/>
+      </w:pPr>
+      <w:r>
+        <w:t xml:space="preserve">For a</w:t>
+      </w:r>
+      <w:r>
+        <w:t xml:space="preserve"> </w:t>
+      </w:r>
+      <w:r>
+        <w:rPr>
+          <w:b/>
+          <w:bCs/>
+        </w:rPr>
+        <w:t xml:space="preserve">complete</w:t>
+      </w:r>
+      <w:r>
+        <w:t xml:space="preserve"> </w:t>
+      </w:r>
+      <w:r>
+        <w:t xml:space="preserve">binary tree you can count nodes in</w:t>
+      </w:r>
+      <w:r>
+        <w:t xml:space="preserve"> </w:t>
+      </w:r>
+      <w:r>
+        <w:rPr>
+          <w:b/>
+          <w:bCs/>
+        </w:rPr>
+        <w:t xml:space="preserve">O(log^2 n)</w:t>
+      </w:r>
+      <w:r>
+        <w:t xml:space="preserve"> </w:t>
+      </w:r>
+      <w:r>
+        <w:t xml:space="preserve">instead of</w:t>
+      </w:r>
+      <w:r>
+        <w:t xml:space="preserve"> </w:t>
+      </w:r>
+      <w:r>
+        <w:t xml:space="preserve">visiting all n. Compare the left-spine height and right-spine height:</w:t>
+      </w:r>
+    </w:p>
+    <w:p>
+      <w:pPr>
+        <w:pStyle w:val="SourceCode"/>
+      </w:pPr>
+      <w:r>
+        <w:rPr>
+          <w:rStyle w:val="VerbatimChar"/>
+        </w:rPr>
+        <w:t xml:space="preserve">countNodes(node):</w:t>
+      </w:r>
+      <w:r>
+        <w:br/>
+      </w:r>
+      <w:r>
+        <w:rPr>
+          <w:rStyle w:val="VerbatimChar"/>
+        </w:rPr>
+        <w:t xml:space="preserve">    lh = length of leftmost path;  rh = length of rightmost path</w:t>
+      </w:r>
+      <w:r>
+        <w:br/>
+      </w:r>
+      <w:r>
+        <w:rPr>
+          <w:rStyle w:val="VerbatimChar"/>
+        </w:rPr>
+        <w:t xml:space="preserve">    if lh == rh: return 2^lh - 1          # this subtree is PERFECT -&gt; formula</w:t>
+      </w:r>
+      <w:r>
+        <w:br/>
+      </w:r>
+      <w:r>
+        <w:rPr>
+          <w:rStyle w:val="VerbatimChar"/>
+        </w:rPr>
+        <w:t xml:space="preserve">    return 1 + countNodes(left) + countNodes(right)</w:t>
+      </w:r>
+    </w:p>
+    <w:p>
+      <w:pPr>
+        <w:pStyle w:val="FirstParagraph"/>
+      </w:pPr>
+      <w:r>
+        <w:t xml:space="preserve">Each recursion computes two O(log n) heights and recurses down one side →</w:t>
+      </w:r>
+      <w:r>
+        <w:t xml:space="preserve"> </w:t>
+      </w:r>
+      <w:r>
+        <w:rPr>
+          <w:b/>
+          <w:bCs/>
+        </w:rPr>
+        <w:t xml:space="preserve">O(log^2 n)</w:t>
+      </w:r>
+      <w:r>
+        <w:t xml:space="preserve"> </w:t>
+      </w:r>
+      <w:r>
+        <w:t xml:space="preserve">total (LC 222).</w:t>
+      </w:r>
+    </w:p>
+    <w:bookmarkEnd w:id="50"/>
+    <w:bookmarkEnd w:id="51"/>
+    <w:bookmarkStart w:id="52" w:name="mcqs-2"/>
     <w:p>
       <w:pPr>
         <w:pStyle w:val="Heading3"/>
@@ -2527,7 +4913,7 @@
         <w:pStyle w:val="Compact"/>
         <w:numPr>
           <w:ilvl w:val="0"/>
-          <w:numId w:val="1009"/>
+          <w:numId w:val="1014"/>
         </w:numPr>
       </w:pPr>
       <w:r>
@@ -2552,7 +4938,7 @@
         <w:pStyle w:val="Compact"/>
         <w:numPr>
           <w:ilvl w:val="0"/>
-          <w:numId w:val="1009"/>
+          <w:numId w:val="1014"/>
         </w:numPr>
       </w:pPr>
       <w:r>
@@ -2586,7 +4972,7 @@
         <w:pStyle w:val="Compact"/>
         <w:numPr>
           <w:ilvl w:val="0"/>
-          <w:numId w:val="1009"/>
+          <w:numId w:val="1014"/>
         </w:numPr>
       </w:pPr>
       <w:r>
@@ -2606,8 +4992,106 @@
         <w:t xml:space="preserve">.</w:t>
       </w:r>
     </w:p>
-    <w:bookmarkEnd w:id="41"/>
-    <w:bookmarkStart w:id="42" w:name="problems-1"/>
+    <w:p>
+      <w:pPr>
+        <w:pStyle w:val="Compact"/>
+        <w:numPr>
+          <w:ilvl w:val="0"/>
+          <w:numId w:val="1014"/>
+        </w:numPr>
+      </w:pPr>
+      <w:r>
+        <w:t xml:space="preserve">Successor of a node with a right child? →</w:t>
+      </w:r>
+      <w:r>
+        <w:t xml:space="preserve"> </w:t>
+      </w:r>
+      <w:r>
+        <w:rPr>
+          <w:b/>
+          <w:bCs/>
+        </w:rPr>
+        <w:t xml:space="preserve">leftmost node of the right</w:t>
+      </w:r>
+      <w:r>
+        <w:rPr>
+          <w:b/>
+          <w:bCs/>
+        </w:rPr>
+        <w:t xml:space="preserve"> </w:t>
+      </w:r>
+      <w:r>
+        <w:rPr>
+          <w:b/>
+          <w:bCs/>
+        </w:rPr>
+        <w:t xml:space="preserve">subtree</w:t>
+      </w:r>
+      <w:r>
+        <w:t xml:space="preserve">.</w:t>
+      </w:r>
+    </w:p>
+    <w:p>
+      <w:pPr>
+        <w:pStyle w:val="Compact"/>
+        <w:numPr>
+          <w:ilvl w:val="0"/>
+          <w:numId w:val="1014"/>
+        </w:numPr>
+      </w:pPr>
+      <w:r>
+        <w:t xml:space="preserve">LCA in a BST vs general tree time? →</w:t>
+      </w:r>
+      <w:r>
+        <w:t xml:space="preserve"> </w:t>
+      </w:r>
+      <w:r>
+        <w:rPr>
+          <w:b/>
+          <w:bCs/>
+        </w:rPr>
+        <w:t xml:space="preserve">O(h) vs O(n)</w:t>
+      </w:r>
+      <w:r>
+        <w:t xml:space="preserve">.</w:t>
+      </w:r>
+    </w:p>
+    <w:p>
+      <w:pPr>
+        <w:pStyle w:val="Compact"/>
+        <w:numPr>
+          <w:ilvl w:val="0"/>
+          <w:numId w:val="1014"/>
+        </w:numPr>
+      </w:pPr>
+      <w:r>
+        <w:t xml:space="preserve">Count nodes in a complete tree faster than O(n)? →</w:t>
+      </w:r>
+      <w:r>
+        <w:t xml:space="preserve"> </w:t>
+      </w:r>
+      <w:r>
+        <w:rPr>
+          <w:b/>
+          <w:bCs/>
+        </w:rPr>
+        <w:t xml:space="preserve">O(log^2 n)</w:t>
+      </w:r>
+      <w:r>
+        <w:t xml:space="preserve"> </w:t>
+      </w:r>
+      <w:r>
+        <w:t xml:space="preserve">via the</w:t>
+      </w:r>
+      <w:r>
+        <w:t xml:space="preserve"> </w:t>
+      </w:r>
+      <w:r>
+        <w:t xml:space="preserve">perfect-subtree shortcut.</w:t>
+      </w:r>
+    </w:p>
+    <w:bookmarkEnd w:id="52"/>
+    <w:bookmarkStart w:id="53" w:name="problems-1"/>
     <w:p>
       <w:pPr>
         <w:pStyle w:val="Heading3"/>
@@ -2621,7 +5105,7 @@
         <w:pStyle w:val="Compact"/>
         <w:numPr>
           <w:ilvl w:val="0"/>
-          <w:numId w:val="1010"/>
+          <w:numId w:val="1015"/>
         </w:numPr>
       </w:pPr>
       <w:r>
@@ -2641,9 +5125,9 @@
         </w:pict>
       </w:r>
     </w:p>
-    <w:bookmarkEnd w:id="42"/>
-    <w:bookmarkEnd w:id="43"/>
-    <w:bookmarkStart w:id="45" w:name="a.4-common-binary-tree-problems-patterns"/>
+    <w:bookmarkEnd w:id="53"/>
+    <w:bookmarkEnd w:id="54"/>
+    <w:bookmarkStart w:id="56" w:name="a.4-common-binary-tree-problems-patterns"/>
     <w:p>
       <w:pPr>
         <w:pStyle w:val="Heading2"/>
@@ -2757,7 +5241,7 @@
         <w:pStyle w:val="Compact"/>
         <w:numPr>
           <w:ilvl w:val="0"/>
-          <w:numId w:val="1011"/>
+          <w:numId w:val="1016"/>
         </w:numPr>
       </w:pPr>
       <w:r>
@@ -2785,7 +5269,7 @@
         <w:pStyle w:val="Compact"/>
         <w:numPr>
           <w:ilvl w:val="0"/>
-          <w:numId w:val="1011"/>
+          <w:numId w:val="1016"/>
         </w:numPr>
       </w:pPr>
       <w:r>
@@ -2822,7 +5306,7 @@
         <w:pStyle w:val="Compact"/>
         <w:numPr>
           <w:ilvl w:val="0"/>
-          <w:numId w:val="1011"/>
+          <w:numId w:val="1016"/>
         </w:numPr>
       </w:pPr>
       <w:r>
@@ -2856,7 +5340,7 @@
         <w:pStyle w:val="Compact"/>
         <w:numPr>
           <w:ilvl w:val="0"/>
-          <w:numId w:val="1011"/>
+          <w:numId w:val="1016"/>
         </w:numPr>
       </w:pPr>
       <w:r>
@@ -2914,7 +5398,7 @@
         <w:pStyle w:val="Compact"/>
         <w:numPr>
           <w:ilvl w:val="0"/>
-          <w:numId w:val="1011"/>
+          <w:numId w:val="1016"/>
         </w:numPr>
       </w:pPr>
       <w:r>
@@ -2942,7 +5426,7 @@
         <w:pStyle w:val="Compact"/>
         <w:numPr>
           <w:ilvl w:val="0"/>
-          <w:numId w:val="1011"/>
+          <w:numId w:val="1016"/>
         </w:numPr>
       </w:pPr>
       <w:r>
@@ -2999,7 +5483,7 @@
         <w:t xml:space="preserve">is postorder: gather answers from both subtrees, combine at the current node.</w:t>
       </w:r>
     </w:p>
-    <w:bookmarkStart w:id="44" w:name="mcqs-3"/>
+    <w:bookmarkStart w:id="55" w:name="mcqs-3"/>
     <w:p>
       <w:pPr>
         <w:pStyle w:val="Heading3"/>
@@ -3013,7 +5497,7 @@
         <w:pStyle w:val="Compact"/>
         <w:numPr>
           <w:ilvl w:val="0"/>
-          <w:numId w:val="1012"/>
+          <w:numId w:val="1017"/>
         </w:numPr>
       </w:pPr>
       <w:r>
@@ -3037,7 +5521,7 @@
         <w:pStyle w:val="Compact"/>
         <w:numPr>
           <w:ilvl w:val="0"/>
-          <w:numId w:val="1012"/>
+          <w:numId w:val="1017"/>
         </w:numPr>
       </w:pPr>
       <w:r>
@@ -3062,7 +5546,7 @@
         <w:pStyle w:val="Compact"/>
         <w:numPr>
           <w:ilvl w:val="0"/>
-          <w:numId w:val="1012"/>
+          <w:numId w:val="1017"/>
         </w:numPr>
       </w:pPr>
       <w:r>
@@ -3098,18 +5582,605 @@
         </w:pict>
       </w:r>
     </w:p>
-    <w:bookmarkEnd w:id="44"/>
-    <w:bookmarkEnd w:id="45"/>
-    <w:bookmarkStart w:id="52" w:name="X6f89fb1b7b4dd99b7273d3306fb55bf641c314a"/>
+    <w:bookmarkEnd w:id="55"/>
+    <w:bookmarkEnd w:id="56"/>
+    <w:bookmarkStart w:id="60" w:name="X6a8908a050dacb21c75ac7d25fd9edc41d3ce49"/>
     <w:p>
       <w:pPr>
         <w:pStyle w:val="Heading2"/>
       </w:pPr>
       <w:r>
+        <w:t xml:space="preserve">8a.4a Serialize &amp; Deserialize a Binary Tree (LC 297)</w:t>
+      </w:r>
+    </w:p>
+    <w:bookmarkStart w:id="57" w:name="the-idea"/>
+    <w:p>
+      <w:pPr>
+        <w:pStyle w:val="Heading3"/>
+      </w:pPr>
+      <w:r>
+        <w:t xml:space="preserve">The idea</w:t>
+      </w:r>
+    </w:p>
+    <w:p>
+      <w:pPr>
+        <w:pStyle w:val="FirstParagraph"/>
+      </w:pPr>
+      <w:r>
+        <w:rPr>
+          <w:b/>
+          <w:bCs/>
+        </w:rPr>
+        <w:t xml:space="preserve">Serialize</w:t>
+      </w:r>
+      <w:r>
+        <w:t xml:space="preserve"> </w:t>
+      </w:r>
+      <w:r>
+        <w:t xml:space="preserve">= turn a tree into a string (to save/send it);</w:t>
+      </w:r>
+      <w:r>
+        <w:t xml:space="preserve"> </w:t>
+      </w:r>
+      <w:r>
+        <w:rPr>
+          <w:b/>
+          <w:bCs/>
+        </w:rPr>
+        <w:t xml:space="preserve">deserialize</w:t>
+      </w:r>
+      <w:r>
+        <w:t xml:space="preserve"> </w:t>
+      </w:r>
+      <w:r>
+        <w:t xml:space="preserve">=</w:t>
+      </w:r>
+      <w:r>
+        <w:t xml:space="preserve"> </w:t>
+      </w:r>
+      <w:r>
+        <w:t xml:space="preserve">rebuild the exact tree from that string. The trick is to record</w:t>
+      </w:r>
+      <w:r>
+        <w:t xml:space="preserve"> </w:t>
+      </w:r>
+      <w:r>
+        <w:rPr>
+          <w:b/>
+          <w:bCs/>
+        </w:rPr>
+        <w:t xml:space="preserve">null children</w:t>
+      </w:r>
+      <w:r>
+        <w:rPr>
+          <w:b/>
+          <w:bCs/>
+        </w:rPr>
+        <w:t xml:space="preserve"> </w:t>
+      </w:r>
+      <w:r>
+        <w:rPr>
+          <w:b/>
+          <w:bCs/>
+        </w:rPr>
+        <w:t xml:space="preserve">explicitly</w:t>
+      </w:r>
+      <w:r>
+        <w:t xml:space="preserve"> </w:t>
+      </w:r>
+      <w:r>
+        <w:t xml:space="preserve">— otherwise the shape is ambiguous. A</w:t>
+      </w:r>
+      <w:r>
+        <w:t xml:space="preserve"> </w:t>
+      </w:r>
+      <w:r>
+        <w:rPr>
+          <w:b/>
+          <w:bCs/>
+        </w:rPr>
+        <w:t xml:space="preserve">preorder</w:t>
+      </w:r>
+      <w:r>
+        <w:t xml:space="preserve"> </w:t>
+      </w:r>
+      <w:r>
+        <w:t xml:space="preserve">walk with null</w:t>
+      </w:r>
+      <w:r>
+        <w:t xml:space="preserve"> </w:t>
+      </w:r>
+      <w:r>
+        <w:t xml:space="preserve">markers is the classic, simplest choice.</w:t>
+      </w:r>
+    </w:p>
+    <w:p>
+      <w:pPr>
+        <w:pStyle w:val="SourceCode"/>
+      </w:pPr>
+      <w:r>
+        <w:rPr>
+          <w:rStyle w:val="VerbatimChar"/>
+        </w:rPr>
+        <w:t xml:space="preserve"># Serialize (preorder + null markers)        Time O(n), Space O(n)</w:t>
+      </w:r>
+      <w:r>
+        <w:br/>
+      </w:r>
+      <w:r>
+        <w:rPr>
+          <w:rStyle w:val="VerbatimChar"/>
+        </w:rPr>
+        <w:t xml:space="preserve">serialize(node):</w:t>
+      </w:r>
+      <w:r>
+        <w:br/>
+      </w:r>
+      <w:r>
+        <w:rPr>
+          <w:rStyle w:val="VerbatimChar"/>
+        </w:rPr>
+        <w:t xml:space="preserve">    if node is null: output("#"); return</w:t>
+      </w:r>
+      <w:r>
+        <w:br/>
+      </w:r>
+      <w:r>
+        <w:rPr>
+          <w:rStyle w:val="VerbatimChar"/>
+        </w:rPr>
+        <w:t xml:space="preserve">    output(node.val)</w:t>
+      </w:r>
+      <w:r>
+        <w:br/>
+      </w:r>
+      <w:r>
+        <w:rPr>
+          <w:rStyle w:val="VerbatimChar"/>
+        </w:rPr>
+        <w:t xml:space="preserve">    serialize(node.left); serialize(node.right)</w:t>
+      </w:r>
+      <w:r>
+        <w:br/>
+      </w:r>
+      <w:r>
+        <w:br/>
+      </w:r>
+      <w:r>
+        <w:rPr>
+          <w:rStyle w:val="VerbatimChar"/>
+        </w:rPr>
+        <w:t xml:space="preserve"># Deserialize: read tokens in the SAME preorder</w:t>
+      </w:r>
+      <w:r>
+        <w:br/>
+      </w:r>
+      <w:r>
+        <w:rPr>
+          <w:rStyle w:val="VerbatimChar"/>
+        </w:rPr>
+        <w:t xml:space="preserve">deserialize(tokens):</w:t>
+      </w:r>
+      <w:r>
+        <w:br/>
+      </w:r>
+      <w:r>
+        <w:rPr>
+          <w:rStyle w:val="VerbatimChar"/>
+        </w:rPr>
+        <w:t xml:space="preserve">    t = next token</w:t>
+      </w:r>
+      <w:r>
+        <w:br/>
+      </w:r>
+      <w:r>
+        <w:rPr>
+          <w:rStyle w:val="VerbatimChar"/>
+        </w:rPr>
+        <w:t xml:space="preserve">    if t == "#": return null</w:t>
+      </w:r>
+      <w:r>
+        <w:br/>
+      </w:r>
+      <w:r>
+        <w:rPr>
+          <w:rStyle w:val="VerbatimChar"/>
+        </w:rPr>
+        <w:t xml:space="preserve">    node = new Node(t)</w:t>
+      </w:r>
+      <w:r>
+        <w:br/>
+      </w:r>
+      <w:r>
+        <w:rPr>
+          <w:rStyle w:val="VerbatimChar"/>
+        </w:rPr>
+        <w:t xml:space="preserve">    node.left  = deserialize(tokens)     # left first (preorder)</w:t>
+      </w:r>
+      <w:r>
+        <w:br/>
+      </w:r>
+      <w:r>
+        <w:rPr>
+          <w:rStyle w:val="VerbatimChar"/>
+        </w:rPr>
+        <w:t xml:space="preserve">    node.right = deserialize(tokens)</w:t>
+      </w:r>
+      <w:r>
+        <w:br/>
+      </w:r>
+      <w:r>
+        <w:rPr>
+          <w:rStyle w:val="VerbatimChar"/>
+        </w:rPr>
+        <w:t xml:space="preserve">    return node</w:t>
+      </w:r>
+    </w:p>
+    <w:bookmarkEnd w:id="57"/>
+    <w:bookmarkStart w:id="58" w:name="worked-trace"/>
+    <w:p>
+      <w:pPr>
+        <w:pStyle w:val="Heading3"/>
+      </w:pPr>
+      <w:r>
+        <w:t xml:space="preserve">Worked trace</w:t>
+      </w:r>
+    </w:p>
+    <w:p>
+      <w:pPr>
+        <w:pStyle w:val="SourceCode"/>
+      </w:pPr>
+      <w:r>
+        <w:rPr>
+          <w:rStyle w:val="VerbatimChar"/>
+        </w:rPr>
+        <w:t xml:space="preserve">Tree:        1</w:t>
+      </w:r>
+      <w:r>
+        <w:br/>
+      </w:r>
+      <w:r>
+        <w:rPr>
+          <w:rStyle w:val="VerbatimChar"/>
+        </w:rPr>
+        <w:t xml:space="preserve">           /   \</w:t>
+      </w:r>
+      <w:r>
+        <w:br/>
+      </w:r>
+      <w:r>
+        <w:rPr>
+          <w:rStyle w:val="VerbatimChar"/>
+        </w:rPr>
+        <w:t xml:space="preserve">          2     3</w:t>
+      </w:r>
+      <w:r>
+        <w:br/>
+      </w:r>
+      <w:r>
+        <w:rPr>
+          <w:rStyle w:val="VerbatimChar"/>
+        </w:rPr>
+        <w:t xml:space="preserve">               / \</w:t>
+      </w:r>
+      <w:r>
+        <w:br/>
+      </w:r>
+      <w:r>
+        <w:rPr>
+          <w:rStyle w:val="VerbatimChar"/>
+        </w:rPr>
+        <w:t xml:space="preserve">              4   5</w:t>
+      </w:r>
+      <w:r>
+        <w:br/>
+      </w:r>
+      <w:r>
+        <w:rPr>
+          <w:rStyle w:val="VerbatimChar"/>
+        </w:rPr>
+        <w:t xml:space="preserve">Serialize -&gt; "1,2,#,#,3,4,#,#,5,#,#"</w:t>
+      </w:r>
+      <w:r>
+        <w:br/>
+      </w:r>
+      <w:r>
+        <w:rPr>
+          <w:rStyle w:val="VerbatimChar"/>
+        </w:rPr>
+        <w:t xml:space="preserve">Deserialize reads left-to-right:</w:t>
+      </w:r>
+      <w:r>
+        <w:br/>
+      </w:r>
+      <w:r>
+        <w:rPr>
+          <w:rStyle w:val="VerbatimChar"/>
+        </w:rPr>
+        <w:t xml:space="preserve">  1 -&gt; make 1; recurse left</w:t>
+      </w:r>
+      <w:r>
+        <w:br/>
+      </w:r>
+      <w:r>
+        <w:rPr>
+          <w:rStyle w:val="VerbatimChar"/>
+        </w:rPr>
+        <w:t xml:space="preserve">  2 -&gt; make 2; left=#(null), right=#(null)  -&gt; 2 done</w:t>
+      </w:r>
+      <w:r>
+        <w:br/>
+      </w:r>
+      <w:r>
+        <w:rPr>
+          <w:rStyle w:val="VerbatimChar"/>
+        </w:rPr>
+        <w:t xml:space="preserve">  3 -&gt; make 3; left...</w:t>
+      </w:r>
+      <w:r>
+        <w:br/>
+      </w:r>
+      <w:r>
+        <w:rPr>
+          <w:rStyle w:val="VerbatimChar"/>
+        </w:rPr>
+        <w:t xml:space="preserve">     4 -&gt; left=#,right=#  -&gt; 4 done</w:t>
+      </w:r>
+      <w:r>
+        <w:br/>
+      </w:r>
+      <w:r>
+        <w:rPr>
+          <w:rStyle w:val="VerbatimChar"/>
+        </w:rPr>
+        <w:t xml:space="preserve">     5 -&gt; left=#,right=#  -&gt; 5 done</w:t>
+      </w:r>
+      <w:r>
+        <w:br/>
+      </w:r>
+      <w:r>
+        <w:rPr>
+          <w:rStyle w:val="VerbatimChar"/>
+        </w:rPr>
+        <w:t xml:space="preserve">Rebuilt tree matches the original exactly.</w:t>
+      </w:r>
+    </w:p>
+    <w:p>
+      <w:pPr>
+        <w:pStyle w:val="Compact"/>
+        <w:numPr>
+          <w:ilvl w:val="0"/>
+          <w:numId w:val="1018"/>
+        </w:numPr>
+      </w:pPr>
+      <w:r>
+        <w:rPr>
+          <w:b/>
+          <w:bCs/>
+        </w:rPr>
+        <w:t xml:space="preserve">Why null markers matter:</w:t>
+      </w:r>
+      <w:r>
+        <w:t xml:space="preserve"> </w:t>
+      </w:r>
+      <w:r>
+        <w:t xml:space="preserve">without the</w:t>
+      </w:r>
+      <w:r>
+        <w:t xml:space="preserve"> </w:t>
+      </w:r>
+      <w:r>
+        <w:rPr>
+          <w:rStyle w:val="VerbatimChar"/>
+        </w:rPr>
+        <w:t xml:space="preserve">#</w:t>
+      </w:r>
+      <w:r>
+        <w:t xml:space="preserve">s,</w:t>
+      </w:r>
+      <w:r>
+        <w:t xml:space="preserve"> </w:t>
+      </w:r>
+      <w:r>
+        <w:rPr>
+          <w:rStyle w:val="VerbatimChar"/>
+        </w:rPr>
+        <w:t xml:space="preserve">1,2,3,4,5</w:t>
+      </w:r>
+      <w:r>
+        <w:t xml:space="preserve"> </w:t>
+      </w:r>
+      <w:r>
+        <w:t xml:space="preserve">alone cannot tell</w:t>
+      </w:r>
+      <w:r>
+        <w:t xml:space="preserve"> </w:t>
+      </w:r>
+      <w:r>
+        <w:t xml:space="preserve">whether 2 is a left child of 1 or how 4,5 attach.</w:t>
+      </w:r>
+    </w:p>
+    <w:p>
+      <w:pPr>
+        <w:pStyle w:val="Compact"/>
+        <w:numPr>
+          <w:ilvl w:val="0"/>
+          <w:numId w:val="1018"/>
+        </w:numPr>
+      </w:pPr>
+      <w:r>
+        <w:rPr>
+          <w:b/>
+          <w:bCs/>
+        </w:rPr>
+        <w:t xml:space="preserve">BFS variant:</w:t>
+      </w:r>
+      <w:r>
+        <w:t xml:space="preserve"> </w:t>
+      </w:r>
+      <w:r>
+        <w:t xml:space="preserve">you can serialize level-order (like LeetCode’s own display</w:t>
+      </w:r>
+      <w:r>
+        <w:t xml:space="preserve"> </w:t>
+      </w:r>
+      <w:r>
+        <w:t xml:space="preserve">format) using a queue; the same null-marker idea applies.</w:t>
+      </w:r>
+    </w:p>
+    <w:p>
+      <w:pPr>
+        <w:pStyle w:val="BlockText"/>
+      </w:pPr>
+      <w:r>
+        <w:rPr>
+          <w:b/>
+          <w:bCs/>
+        </w:rPr>
+        <w:t xml:space="preserve">Memory hook:</w:t>
+      </w:r>
+      <w:r>
+        <w:t xml:space="preserve"> </w:t>
+      </w:r>
+      <w:r>
+        <w:t xml:space="preserve">save the</w:t>
+      </w:r>
+      <w:r>
+        <w:t xml:space="preserve"> </w:t>
+      </w:r>
+      <w:r>
+        <w:rPr>
+          <w:b/>
+          <w:bCs/>
+        </w:rPr>
+        <w:t xml:space="preserve">nulls too</w:t>
+      </w:r>
+      <w:r>
+        <w:t xml:space="preserve"> </w:t>
+      </w:r>
+      <w:r>
+        <w:t xml:space="preserve">— the empty slots are what pin down the</w:t>
+      </w:r>
+      <w:r>
+        <w:t xml:space="preserve"> </w:t>
+      </w:r>
+      <w:r>
+        <w:t xml:space="preserve">tree’s shape.</w:t>
+      </w:r>
+    </w:p>
+    <w:bookmarkEnd w:id="58"/>
+    <w:bookmarkStart w:id="59" w:name="mcqs-4"/>
+    <w:p>
+      <w:pPr>
+        <w:pStyle w:val="Heading3"/>
+      </w:pPr>
+      <w:r>
+        <w:t xml:space="preserve">MCQs</w:t>
+      </w:r>
+    </w:p>
+    <w:p>
+      <w:pPr>
+        <w:pStyle w:val="Compact"/>
+        <w:numPr>
+          <w:ilvl w:val="0"/>
+          <w:numId w:val="1019"/>
+        </w:numPr>
+      </w:pPr>
+      <w:r>
+        <w:t xml:space="preserve">What must serialization record to be unambiguous? →</w:t>
+      </w:r>
+      <w:r>
+        <w:t xml:space="preserve"> </w:t>
+      </w:r>
+      <w:r>
+        <w:rPr>
+          <w:b/>
+          <w:bCs/>
+        </w:rPr>
+        <w:t xml:space="preserve">null (empty) children</w:t>
+      </w:r>
+      <w:r>
+        <w:t xml:space="preserve">.</w:t>
+      </w:r>
+    </w:p>
+    <w:p>
+      <w:pPr>
+        <w:pStyle w:val="Compact"/>
+        <w:numPr>
+          <w:ilvl w:val="0"/>
+          <w:numId w:val="1019"/>
+        </w:numPr>
+      </w:pPr>
+      <w:r>
+        <w:t xml:space="preserve">Which traversal is simplest for serialize/deserialize? →</w:t>
+      </w:r>
+      <w:r>
+        <w:t xml:space="preserve"> </w:t>
+      </w:r>
+      <w:r>
+        <w:rPr>
+          <w:b/>
+          <w:bCs/>
+        </w:rPr>
+        <w:t xml:space="preserve">preorder</w:t>
+      </w:r>
+      <w:r>
+        <w:t xml:space="preserve"> </w:t>
+      </w:r>
+      <w:r>
+        <w:t xml:space="preserve">with</w:t>
+      </w:r>
+      <w:r>
+        <w:t xml:space="preserve"> </w:t>
+      </w:r>
+      <w:r>
+        <w:t xml:space="preserve">null markers.</w:t>
+      </w:r>
+    </w:p>
+    <w:p>
+      <w:pPr>
+        <w:pStyle w:val="Compact"/>
+        <w:numPr>
+          <w:ilvl w:val="0"/>
+          <w:numId w:val="1019"/>
+        </w:numPr>
+      </w:pPr>
+      <w:r>
+        <w:t xml:space="preserve">Serialize/deserialize time? →</w:t>
+      </w:r>
+      <w:r>
+        <w:t xml:space="preserve"> </w:t>
+      </w:r>
+      <w:r>
+        <w:rPr>
+          <w:b/>
+          <w:bCs/>
+        </w:rPr>
+        <w:t xml:space="preserve">O(n)</w:t>
+      </w:r>
+      <w:r>
+        <w:t xml:space="preserve">.</w:t>
+      </w:r>
+    </w:p>
+    <w:p>
+      <w:r>
+        <w:pict>
+          <v:rect style="width:0;height:1.5pt" o:hralign="center" o:hrstd="t" o:hr="t"/>
+        </w:pict>
+      </w:r>
+    </w:p>
+    <w:bookmarkEnd w:id="59"/>
+    <w:bookmarkEnd w:id="60"/>
+    <w:bookmarkStart w:id="67" w:name="X6f89fb1b7b4dd99b7273d3306fb55bf641c314a"/>
+    <w:p>
+      <w:pPr>
+        <w:pStyle w:val="Heading2"/>
+      </w:pPr>
+      <w:r>
         <w:t xml:space="preserve">8a.5 Reconstructing a Tree from Traversals (a FAANG favourite)</w:t>
       </w:r>
     </w:p>
-    <w:bookmarkStart w:id="49" w:name="the-idea"/>
+    <w:bookmarkStart w:id="64" w:name="the-idea-1"/>
     <w:p>
       <w:pPr>
         <w:pStyle w:val="Heading3"/>
@@ -3234,18 +6305,18 @@
           <wp:inline>
             <wp:extent cx="5334000" cy="2429759"/>
             <wp:effectExtent b="0" l="0" r="0" t="0"/>
-            <wp:docPr descr="Build tree from preorder + inorder: preorder’s first element is the root; inorder splits left/right subtrees." title="" id="47" name="Picture"/>
+            <wp:docPr descr="Build tree from preorder + inorder: preorder’s first element is the root; inorder splits left/right subtrees." title="" id="62" name="Picture"/>
             <a:graphic>
               <a:graphicData uri="http://schemas.openxmlformats.org/drawingml/2006/picture">
                 <pic:pic>
                   <pic:nvPicPr>
-                    <pic:cNvPr descr="images/89_build_tree.png" id="48" name="Picture"/>
+                    <pic:cNvPr descr="images/89_build_tree.png" id="63" name="Picture"/>
                     <pic:cNvPicPr>
                       <a:picLocks noChangeArrowheads="1" noChangeAspect="1"/>
                     </pic:cNvPicPr>
                   </pic:nvPicPr>
                   <pic:blipFill>
-                    <a:blip r:embed="rId46"/>
+                    <a:blip r:embed="rId61"/>
                     <a:stretch>
                       <a:fillRect/>
                     </a:stretch>
@@ -3332,7 +6403,7 @@
         <w:pStyle w:val="Compact"/>
         <w:numPr>
           <w:ilvl w:val="0"/>
-          <w:numId w:val="1013"/>
+          <w:numId w:val="1020"/>
         </w:numPr>
       </w:pPr>
       <w:r>
@@ -3425,8 +6496,8 @@
         <w:t xml:space="preserve">are on my left, those on my right.”</w:t>
       </w:r>
     </w:p>
-    <w:bookmarkEnd w:id="49"/>
-    <w:bookmarkStart w:id="50" w:name="mcqs-4"/>
+    <w:bookmarkEnd w:id="64"/>
+    <w:bookmarkStart w:id="65" w:name="mcqs-5"/>
     <w:p>
       <w:pPr>
         <w:pStyle w:val="Heading3"/>
@@ -3440,7 +6511,7 @@
         <w:pStyle w:val="Compact"/>
         <w:numPr>
           <w:ilvl w:val="0"/>
-          <w:numId w:val="1014"/>
+          <w:numId w:val="1021"/>
         </w:numPr>
       </w:pPr>
       <w:r>
@@ -3484,7 +6555,7 @@
         <w:pStyle w:val="Compact"/>
         <w:numPr>
           <w:ilvl w:val="0"/>
-          <w:numId w:val="1014"/>
+          <w:numId w:val="1021"/>
         </w:numPr>
       </w:pPr>
       <w:r>
@@ -3509,7 +6580,7 @@
         <w:pStyle w:val="Compact"/>
         <w:numPr>
           <w:ilvl w:val="0"/>
-          <w:numId w:val="1014"/>
+          <w:numId w:val="1021"/>
         </w:numPr>
       </w:pPr>
       <w:r>
@@ -3529,8 +6600,8 @@
         <w:t xml:space="preserve">.</w:t>
       </w:r>
     </w:p>
-    <w:bookmarkEnd w:id="50"/>
-    <w:bookmarkStart w:id="51" w:name="problems-2"/>
+    <w:bookmarkEnd w:id="65"/>
+    <w:bookmarkStart w:id="66" w:name="problems-2"/>
     <w:p>
       <w:pPr>
         <w:pStyle w:val="Heading3"/>
@@ -3544,7 +6615,7 @@
         <w:pStyle w:val="Compact"/>
         <w:numPr>
           <w:ilvl w:val="0"/>
-          <w:numId w:val="1015"/>
+          <w:numId w:val="1022"/>
         </w:numPr>
       </w:pPr>
       <w:r>
@@ -3564,9 +6635,9 @@
         </w:pict>
       </w:r>
     </w:p>
-    <w:bookmarkEnd w:id="51"/>
-    <w:bookmarkEnd w:id="52"/>
-    <w:bookmarkStart w:id="53" w:name="module-8a-concept-review-one-page"/>
+    <w:bookmarkEnd w:id="66"/>
+    <w:bookmarkEnd w:id="67"/>
+    <w:bookmarkStart w:id="68" w:name="module-8a-concept-review-one-page"/>
     <w:p>
       <w:pPr>
         <w:pStyle w:val="Heading2"/>
@@ -3580,7 +6651,7 @@
         <w:pStyle w:val="Compact"/>
         <w:numPr>
           <w:ilvl w:val="0"/>
-          <w:numId w:val="1016"/>
+          <w:numId w:val="1023"/>
         </w:numPr>
       </w:pPr>
       <w:r>
@@ -3618,7 +6689,7 @@
         <w:pStyle w:val="Compact"/>
         <w:numPr>
           <w:ilvl w:val="0"/>
-          <w:numId w:val="1016"/>
+          <w:numId w:val="1023"/>
         </w:numPr>
       </w:pPr>
       <w:r>
@@ -3660,7 +6731,7 @@
         <w:pStyle w:val="Compact"/>
         <w:numPr>
           <w:ilvl w:val="0"/>
-          <w:numId w:val="1016"/>
+          <w:numId w:val="1023"/>
         </w:numPr>
       </w:pPr>
       <w:r>
@@ -3704,7 +6775,7 @@
         <w:pStyle w:val="Compact"/>
         <w:numPr>
           <w:ilvl w:val="0"/>
-          <w:numId w:val="1016"/>
+          <w:numId w:val="1023"/>
         </w:numPr>
       </w:pPr>
       <w:r>
@@ -3738,7 +6809,7 @@
         <w:pStyle w:val="Compact"/>
         <w:numPr>
           <w:ilvl w:val="0"/>
-          <w:numId w:val="1016"/>
+          <w:numId w:val="1023"/>
         </w:numPr>
       </w:pPr>
       <w:r>
@@ -3766,7 +6837,7 @@
         <w:pStyle w:val="Compact"/>
         <w:numPr>
           <w:ilvl w:val="0"/>
-          <w:numId w:val="1016"/>
+          <w:numId w:val="1023"/>
         </w:numPr>
       </w:pPr>
       <w:r>
@@ -3778,7 +6849,7 @@
         <w:pStyle w:val="Compact"/>
         <w:numPr>
           <w:ilvl w:val="0"/>
-          <w:numId w:val="1016"/>
+          <w:numId w:val="1023"/>
         </w:numPr>
       </w:pPr>
       <w:r>
@@ -3798,8 +6869,8 @@
         <w:t xml:space="preserve">: combine children’s answers.</w:t>
       </w:r>
     </w:p>
-    <w:bookmarkEnd w:id="53"/>
-    <w:bookmarkStart w:id="54" w:name="module-8a-flash-cards"/>
+    <w:bookmarkEnd w:id="68"/>
+    <w:bookmarkStart w:id="69" w:name="module-8a-flash-cards"/>
     <w:p>
       <w:pPr>
         <w:pStyle w:val="Heading2"/>
@@ -3813,7 +6884,7 @@
         <w:pStyle w:val="Compact"/>
         <w:numPr>
           <w:ilvl w:val="0"/>
-          <w:numId w:val="1017"/>
+          <w:numId w:val="1024"/>
         </w:numPr>
       </w:pPr>
       <w:r>
@@ -3835,7 +6906,7 @@
         <w:pStyle w:val="Compact"/>
         <w:numPr>
           <w:ilvl w:val="0"/>
-          <w:numId w:val="1017"/>
+          <w:numId w:val="1024"/>
         </w:numPr>
       </w:pPr>
       <w:r>
@@ -3857,7 +6928,7 @@
         <w:pStyle w:val="Compact"/>
         <w:numPr>
           <w:ilvl w:val="0"/>
-          <w:numId w:val="1017"/>
+          <w:numId w:val="1024"/>
         </w:numPr>
       </w:pPr>
       <w:r>
@@ -3879,7 +6950,7 @@
         <w:pStyle w:val="Compact"/>
         <w:numPr>
           <w:ilvl w:val="0"/>
-          <w:numId w:val="1017"/>
+          <w:numId w:val="1024"/>
         </w:numPr>
       </w:pPr>
       <w:r>
@@ -3901,7 +6972,7 @@
         <w:pStyle w:val="Compact"/>
         <w:numPr>
           <w:ilvl w:val="0"/>
-          <w:numId w:val="1017"/>
+          <w:numId w:val="1024"/>
         </w:numPr>
       </w:pPr>
       <w:r>
@@ -3923,7 +6994,7 @@
         <w:pStyle w:val="Compact"/>
         <w:numPr>
           <w:ilvl w:val="0"/>
-          <w:numId w:val="1017"/>
+          <w:numId w:val="1024"/>
         </w:numPr>
       </w:pPr>
       <w:r>
@@ -3945,7 +7016,7 @@
         <w:pStyle w:val="Compact"/>
         <w:numPr>
           <w:ilvl w:val="0"/>
-          <w:numId w:val="1017"/>
+          <w:numId w:val="1024"/>
         </w:numPr>
       </w:pPr>
       <w:r>
@@ -3962,8 +7033,154 @@
         <w:t xml:space="preserve">A: 1 + max(L, R).</w:t>
       </w:r>
     </w:p>
-    <w:bookmarkEnd w:id="54"/>
-    <w:bookmarkStart w:id="55" w:name="module-8a-pattern-recognition"/>
+    <w:p>
+      <w:pPr>
+        <w:pStyle w:val="Compact"/>
+        <w:numPr>
+          <w:ilvl w:val="0"/>
+          <w:numId w:val="1024"/>
+        </w:numPr>
+      </w:pPr>
+      <w:r>
+        <w:t xml:space="preserve">Q: Inorder in O(1) space?</w:t>
+      </w:r>
+      <w:r>
+        <w:t xml:space="preserve"> </w:t>
+      </w:r>
+      <w:r>
+        <w:rPr>
+          <w:b/>
+          <w:bCs/>
+        </w:rPr>
+        <w:t xml:space="preserve">A: Morris (temporary threads).</w:t>
+      </w:r>
+    </w:p>
+    <w:p>
+      <w:pPr>
+        <w:pStyle w:val="Compact"/>
+        <w:numPr>
+          <w:ilvl w:val="0"/>
+          <w:numId w:val="1024"/>
+        </w:numPr>
+      </w:pPr>
+      <w:r>
+        <w:t xml:space="preserve">Q: Successor of a node with a right child?</w:t>
+      </w:r>
+      <w:r>
+        <w:t xml:space="preserve"> </w:t>
+      </w:r>
+      <w:r>
+        <w:rPr>
+          <w:b/>
+          <w:bCs/>
+        </w:rPr>
+        <w:t xml:space="preserve">A: leftmost of right subtree.</w:t>
+      </w:r>
+    </w:p>
+    <w:p>
+      <w:pPr>
+        <w:pStyle w:val="Compact"/>
+        <w:numPr>
+          <w:ilvl w:val="0"/>
+          <w:numId w:val="1024"/>
+        </w:numPr>
+      </w:pPr>
+      <w:r>
+        <w:t xml:space="preserve">Q: LCA time — BST vs general tree?</w:t>
+      </w:r>
+      <w:r>
+        <w:t xml:space="preserve"> </w:t>
+      </w:r>
+      <w:r>
+        <w:rPr>
+          <w:b/>
+          <w:bCs/>
+        </w:rPr>
+        <w:t xml:space="preserve">A: O(h) vs O(n).</w:t>
+      </w:r>
+    </w:p>
+    <w:p>
+      <w:pPr>
+        <w:pStyle w:val="Compact"/>
+        <w:numPr>
+          <w:ilvl w:val="0"/>
+          <w:numId w:val="1024"/>
+        </w:numPr>
+      </w:pPr>
+      <w:r>
+        <w:t xml:space="preserve">Q: Serialize a tree unambiguously?</w:t>
+      </w:r>
+      <w:r>
+        <w:t xml:space="preserve"> </w:t>
+      </w:r>
+      <w:r>
+        <w:rPr>
+          <w:b/>
+          <w:bCs/>
+        </w:rPr>
+        <w:t xml:space="preserve">A: preorder + null markers.</w:t>
+      </w:r>
+    </w:p>
+    <w:p>
+      <w:pPr>
+        <w:pStyle w:val="Compact"/>
+        <w:numPr>
+          <w:ilvl w:val="0"/>
+          <w:numId w:val="1024"/>
+        </w:numPr>
+      </w:pPr>
+      <w:r>
+        <w:t xml:space="preserve">Q: Count nodes in a complete tree fast?</w:t>
+      </w:r>
+      <w:r>
+        <w:t xml:space="preserve"> </w:t>
+      </w:r>
+      <w:r>
+        <w:rPr>
+          <w:b/>
+          <w:bCs/>
+        </w:rPr>
+        <w:t xml:space="preserve">A: O(log^2 n).</w:t>
+      </w:r>
+    </w:p>
+    <w:p>
+      <w:pPr>
+        <w:pStyle w:val="Compact"/>
+        <w:numPr>
+          <w:ilvl w:val="0"/>
+          <w:numId w:val="1024"/>
+        </w:numPr>
+      </w:pPr>
+      <w:r>
+        <w:t xml:space="preserve">Q: Depth vs height of a node?</w:t>
+      </w:r>
+      <w:r>
+        <w:t xml:space="preserve"> </w:t>
+      </w:r>
+      <w:r>
+        <w:rPr>
+          <w:b/>
+          <w:bCs/>
+        </w:rPr>
+        <w:t xml:space="preserve">A: depth = down from root, height = up from</w:t>
+      </w:r>
+      <w:r>
+        <w:rPr>
+          <w:b/>
+          <w:bCs/>
+        </w:rPr>
+        <w:t xml:space="preserve"> </w:t>
+      </w:r>
+      <w:r>
+        <w:rPr>
+          <w:b/>
+          <w:bCs/>
+        </w:rPr>
+        <w:t xml:space="preserve">deepest leaf (mirror images).</w:t>
+      </w:r>
+    </w:p>
+    <w:bookmarkEnd w:id="69"/>
+    <w:bookmarkStart w:id="70" w:name="module-8a-pattern-recognition"/>
     <w:p>
       <w:pPr>
         <w:pStyle w:val="Heading2"/>
@@ -3977,7 +7194,7 @@
         <w:pStyle w:val="Compact"/>
         <w:numPr>
           <w:ilvl w:val="0"/>
-          <w:numId w:val="1018"/>
+          <w:numId w:val="1025"/>
         </w:numPr>
       </w:pPr>
       <w:r>
@@ -4008,7 +7225,7 @@
         <w:pStyle w:val="Compact"/>
         <w:numPr>
           <w:ilvl w:val="0"/>
-          <w:numId w:val="1018"/>
+          <w:numId w:val="1025"/>
         </w:numPr>
       </w:pPr>
       <w:r>
@@ -4039,7 +7256,7 @@
         <w:pStyle w:val="Compact"/>
         <w:numPr>
           <w:ilvl w:val="0"/>
-          <w:numId w:val="1018"/>
+          <w:numId w:val="1025"/>
         </w:numPr>
       </w:pPr>
       <w:r>
@@ -4070,7 +7287,7 @@
         <w:pStyle w:val="Compact"/>
         <w:numPr>
           <w:ilvl w:val="0"/>
-          <w:numId w:val="1018"/>
+          <w:numId w:val="1025"/>
         </w:numPr>
       </w:pPr>
       <w:r>
@@ -4101,7 +7318,7 @@
         <w:pStyle w:val="Compact"/>
         <w:numPr>
           <w:ilvl w:val="0"/>
-          <w:numId w:val="1018"/>
+          <w:numId w:val="1025"/>
         </w:numPr>
       </w:pPr>
       <w:r>
@@ -4127,8 +7344,191 @@
         <w:t xml:space="preserve">.</w:t>
       </w:r>
     </w:p>
-    <w:bookmarkEnd w:id="55"/>
-    <w:bookmarkStart w:id="56" w:name="X161a3290ff474ecaaff0b61d86e09266c1e12df"/>
+    <w:p>
+      <w:pPr>
+        <w:pStyle w:val="Compact"/>
+        <w:numPr>
+          <w:ilvl w:val="0"/>
+          <w:numId w:val="1025"/>
+        </w:numPr>
+      </w:pPr>
+      <w:r>
+        <w:t xml:space="preserve">“Traverse with O(1) extra space”</w:t>
+      </w:r>
+      <w:r>
+        <w:t xml:space="preserve"> </w:t>
+      </w:r>
+      <w:r>
+        <w:t xml:space="preserve">→</w:t>
+      </w:r>
+      <w:r>
+        <w:t xml:space="preserve"> </w:t>
+      </w:r>
+      <w:r>
+        <w:rPr>
+          <w:b/>
+          <w:bCs/>
+        </w:rPr>
+        <w:t xml:space="preserve">Morris traversal (threading)</w:t>
+      </w:r>
+      <w:r>
+        <w:t xml:space="preserve">.</w:t>
+      </w:r>
+    </w:p>
+    <w:p>
+      <w:pPr>
+        <w:pStyle w:val="Compact"/>
+        <w:numPr>
+          <w:ilvl w:val="0"/>
+          <w:numId w:val="1025"/>
+        </w:numPr>
+      </w:pPr>
+      <w:r>
+        <w:t xml:space="preserve">“Zig-zag / spiral / per-level output”</w:t>
+      </w:r>
+      <w:r>
+        <w:t xml:space="preserve"> </w:t>
+      </w:r>
+      <w:r>
+        <w:t xml:space="preserve">→</w:t>
+      </w:r>
+      <w:r>
+        <w:t xml:space="preserve"> </w:t>
+      </w:r>
+      <w:r>
+        <w:rPr>
+          <w:b/>
+          <w:bCs/>
+        </w:rPr>
+        <w:t xml:space="preserve">BFS with a level-size loop</w:t>
+      </w:r>
+      <w:r>
+        <w:t xml:space="preserve">.</w:t>
+      </w:r>
+    </w:p>
+    <w:p>
+      <w:pPr>
+        <w:pStyle w:val="Compact"/>
+        <w:numPr>
+          <w:ilvl w:val="0"/>
+          <w:numId w:val="1025"/>
+        </w:numPr>
+      </w:pPr>
+      <w:r>
+        <w:t xml:space="preserve">“Next-larger / next-smaller key in a BST”</w:t>
+      </w:r>
+      <w:r>
+        <w:t xml:space="preserve"> </w:t>
+      </w:r>
+      <w:r>
+        <w:t xml:space="preserve">→</w:t>
+      </w:r>
+      <w:r>
+        <w:t xml:space="preserve"> </w:t>
+      </w:r>
+      <w:r>
+        <w:rPr>
+          <w:b/>
+          <w:bCs/>
+        </w:rPr>
+        <w:t xml:space="preserve">inorder successor / predecessor</w:t>
+      </w:r>
+      <w:r>
+        <w:t xml:space="preserve">.</w:t>
+      </w:r>
+    </w:p>
+    <w:p>
+      <w:pPr>
+        <w:pStyle w:val="Compact"/>
+        <w:numPr>
+          <w:ilvl w:val="0"/>
+          <w:numId w:val="1025"/>
+        </w:numPr>
+      </w:pPr>
+      <w:r>
+        <w:t xml:space="preserve">“Save/rebuild a tree (round-trip)”</w:t>
+      </w:r>
+      <w:r>
+        <w:t xml:space="preserve"> </w:t>
+      </w:r>
+      <w:r>
+        <w:t xml:space="preserve">→</w:t>
+      </w:r>
+      <w:r>
+        <w:t xml:space="preserve"> </w:t>
+      </w:r>
+      <w:r>
+        <w:rPr>
+          <w:b/>
+          <w:bCs/>
+        </w:rPr>
+        <w:t xml:space="preserve">serialize + deserialize (preorder +</w:t>
+      </w:r>
+      <w:r>
+        <w:rPr>
+          <w:b/>
+          <w:bCs/>
+        </w:rPr>
+        <w:t xml:space="preserve"> </w:t>
+      </w:r>
+      <w:r>
+        <w:rPr>
+          <w:b/>
+          <w:bCs/>
+        </w:rPr>
+        <w:t xml:space="preserve">nulls)</w:t>
+      </w:r>
+      <w:r>
+        <w:t xml:space="preserve">.</w:t>
+      </w:r>
+    </w:p>
+    <w:p>
+      <w:pPr>
+        <w:pStyle w:val="Compact"/>
+        <w:numPr>
+          <w:ilvl w:val="0"/>
+          <w:numId w:val="1025"/>
+        </w:numPr>
+      </w:pPr>
+      <w:r>
+        <w:t xml:space="preserve">“Count nodes of a complete tree without visiting all”</w:t>
+      </w:r>
+      <w:r>
+        <w:t xml:space="preserve"> </w:t>
+      </w:r>
+      <w:r>
+        <w:t xml:space="preserve">→</w:t>
+      </w:r>
+      <w:r>
+        <w:t xml:space="preserve"> </w:t>
+      </w:r>
+      <w:r>
+        <w:rPr>
+          <w:b/>
+          <w:bCs/>
+        </w:rPr>
+        <w:t xml:space="preserve">perfect-subtree</w:t>
+      </w:r>
+      <w:r>
+        <w:rPr>
+          <w:b/>
+          <w:bCs/>
+        </w:rPr>
+        <w:t xml:space="preserve"> </w:t>
+      </w:r>
+      <w:r>
+        <w:rPr>
+          <w:b/>
+          <w:bCs/>
+        </w:rPr>
+        <w:t xml:space="preserve">shortcut, O(log^2 n)</w:t>
+      </w:r>
+      <w:r>
+        <w:t xml:space="preserve">.</w:t>
+      </w:r>
+    </w:p>
+    <w:bookmarkEnd w:id="70"/>
+    <w:bookmarkStart w:id="71" w:name="X161a3290ff474ecaaff0b61d86e09266c1e12df"/>
     <w:p>
       <w:pPr>
         <w:pStyle w:val="Heading2"/>
@@ -4142,7 +7542,7 @@
         <w:pStyle w:val="Compact"/>
         <w:numPr>
           <w:ilvl w:val="0"/>
-          <w:numId w:val="1019"/>
+          <w:numId w:val="1026"/>
         </w:numPr>
       </w:pPr>
       <w:r>
@@ -4174,7 +7574,7 @@
         <w:pStyle w:val="Compact"/>
         <w:numPr>
           <w:ilvl w:val="0"/>
-          <w:numId w:val="1019"/>
+          <w:numId w:val="1026"/>
         </w:numPr>
       </w:pPr>
       <w:r>
@@ -4206,7 +7606,7 @@
         <w:pStyle w:val="Compact"/>
         <w:numPr>
           <w:ilvl w:val="0"/>
-          <w:numId w:val="1019"/>
+          <w:numId w:val="1026"/>
         </w:numPr>
       </w:pPr>
       <w:r>
@@ -4238,7 +7638,7 @@
         <w:pStyle w:val="Compact"/>
         <w:numPr>
           <w:ilvl w:val="0"/>
-          <w:numId w:val="1019"/>
+          <w:numId w:val="1026"/>
         </w:numPr>
       </w:pPr>
       <w:r>
@@ -4270,7 +7670,7 @@
         <w:pStyle w:val="Compact"/>
         <w:numPr>
           <w:ilvl w:val="0"/>
-          <w:numId w:val="1019"/>
+          <w:numId w:val="1026"/>
         </w:numPr>
       </w:pPr>
       <w:r>
@@ -4297,8 +7697,118 @@
         <w:t xml:space="preserve">do it in one BFS pass.</w:t>
       </w:r>
     </w:p>
-    <w:bookmarkEnd w:id="56"/>
-    <w:bookmarkStart w:id="57" w:name="module-8a-gate-sebi-rbi-isro-perspective"/>
+    <w:p>
+      <w:pPr>
+        <w:pStyle w:val="Compact"/>
+        <w:numPr>
+          <w:ilvl w:val="0"/>
+          <w:numId w:val="1026"/>
+        </w:numPr>
+      </w:pPr>
+      <w:r>
+        <w:rPr>
+          <w:i/>
+          <w:iCs/>
+        </w:rPr>
+        <w:t xml:space="preserve">Serialize and deserialize a binary tree.</w:t>
+      </w:r>
+      <w:r>
+        <w:t xml:space="preserve"> </w:t>
+      </w:r>
+      <w:r>
+        <w:t xml:space="preserve">FU:</w:t>
+      </w:r>
+      <w:r>
+        <w:t xml:space="preserve"> </w:t>
+      </w:r>
+      <w:r>
+        <w:rPr>
+          <w:i/>
+          <w:iCs/>
+        </w:rPr>
+        <w:t xml:space="preserve">why record nulls?</w:t>
+      </w:r>
+    </w:p>
+    <w:p>
+      <w:pPr>
+        <w:pStyle w:val="Compact"/>
+        <w:numPr>
+          <w:ilvl w:val="0"/>
+          <w:numId w:val="1026"/>
+        </w:numPr>
+      </w:pPr>
+      <w:r>
+        <w:rPr>
+          <w:i/>
+          <w:iCs/>
+        </w:rPr>
+        <w:t xml:space="preserve">Inorder successor of a node.</w:t>
+      </w:r>
+      <w:r>
+        <w:t xml:space="preserve"> </w:t>
+      </w:r>
+      <w:r>
+        <w:t xml:space="preserve">FU:</w:t>
+      </w:r>
+      <w:r>
+        <w:t xml:space="preserve"> </w:t>
+      </w:r>
+      <w:r>
+        <w:rPr>
+          <w:i/>
+          <w:iCs/>
+        </w:rPr>
+        <w:t xml:space="preserve">with vs without parent pointers.</w:t>
+      </w:r>
+    </w:p>
+    <w:p>
+      <w:pPr>
+        <w:pStyle w:val="Compact"/>
+        <w:numPr>
+          <w:ilvl w:val="0"/>
+          <w:numId w:val="1026"/>
+        </w:numPr>
+      </w:pPr>
+      <w:r>
+        <w:rPr>
+          <w:i/>
+          <w:iCs/>
+        </w:rPr>
+        <w:t xml:space="preserve">Count nodes in a complete tree.</w:t>
+      </w:r>
+      <w:r>
+        <w:t xml:space="preserve"> </w:t>
+      </w:r>
+      <w:r>
+        <w:t xml:space="preserve">FU:</w:t>
+      </w:r>
+      <w:r>
+        <w:t xml:space="preserve"> </w:t>
+      </w:r>
+      <w:r>
+        <w:rPr>
+          <w:i/>
+          <w:iCs/>
+        </w:rPr>
+        <w:t xml:space="preserve">beat O(n) using the perfect-subtree</w:t>
+      </w:r>
+      <w:r>
+        <w:rPr>
+          <w:i/>
+          <w:iCs/>
+        </w:rPr>
+        <w:t xml:space="preserve"> </w:t>
+      </w:r>
+      <w:r>
+        <w:rPr>
+          <w:i/>
+          <w:iCs/>
+        </w:rPr>
+        <w:t xml:space="preserve">trick (O(log^2 n)).</w:t>
+      </w:r>
+    </w:p>
+    <w:bookmarkEnd w:id="71"/>
+    <w:bookmarkStart w:id="72" w:name="module-8a-gate-sebi-rbi-isro-perspective"/>
     <w:p>
       <w:pPr>
         <w:pStyle w:val="Heading2"/>
@@ -4312,7 +7822,7 @@
         <w:pStyle w:val="Compact"/>
         <w:numPr>
           <w:ilvl w:val="0"/>
-          <w:numId w:val="1020"/>
+          <w:numId w:val="1027"/>
         </w:numPr>
       </w:pPr>
       <w:r>
@@ -4359,7 +7869,7 @@
         <w:pStyle w:val="Compact"/>
         <w:numPr>
           <w:ilvl w:val="0"/>
-          <w:numId w:val="1020"/>
+          <w:numId w:val="1027"/>
         </w:numPr>
       </w:pPr>
       <w:r>
@@ -4409,8 +7919,8 @@
         <w:t xml:space="preserve">Red-Black trees, Segment Tree, Fenwick/BIT, B &amp; B+ trees) — with visuals.</w:t>
       </w:r>
     </w:p>
-    <w:bookmarkEnd w:id="57"/>
-    <w:bookmarkEnd w:id="58"/>
+    <w:bookmarkEnd w:id="72"/>
+    <w:bookmarkEnd w:id="73"/>
     <w:sectPr>
       <w:footnotePr>
         <w:numRestart w:val="eachSect"/>
@@ -4752,34 +8262,7 @@
     <w:abstractNumId w:val="991"/>
   </w:num>
   <w:num w:numId="1005">
-    <w:abstractNumId w:val="99411"/>
-    <w:lvlOverride w:ilvl="0">
-      <w:startOverride w:val="1"/>
-    </w:lvlOverride>
-    <w:lvlOverride w:ilvl="1">
-      <w:startOverride w:val="1"/>
-    </w:lvlOverride>
-    <w:lvlOverride w:ilvl="2">
-      <w:startOverride w:val="1"/>
-    </w:lvlOverride>
-    <w:lvlOverride w:ilvl="3">
-      <w:startOverride w:val="1"/>
-    </w:lvlOverride>
-    <w:lvlOverride w:ilvl="4">
-      <w:startOverride w:val="1"/>
-    </w:lvlOverride>
-    <w:lvlOverride w:ilvl="5">
-      <w:startOverride w:val="1"/>
-    </w:lvlOverride>
-    <w:lvlOverride w:ilvl="6">
-      <w:startOverride w:val="1"/>
-    </w:lvlOverride>
-    <w:lvlOverride w:ilvl="7">
-      <w:startOverride w:val="1"/>
-    </w:lvlOverride>
-    <w:lvlOverride w:ilvl="8">
-      <w:startOverride w:val="1"/>
-    </w:lvlOverride>
+    <w:abstractNumId w:val="991"/>
   </w:num>
   <w:num w:numId="1006">
     <w:abstractNumId w:val="991"/>
@@ -4854,34 +8337,7 @@
     <w:abstractNumId w:val="991"/>
   </w:num>
   <w:num w:numId="1012">
-    <w:abstractNumId w:val="99411"/>
-    <w:lvlOverride w:ilvl="0">
-      <w:startOverride w:val="1"/>
-    </w:lvlOverride>
-    <w:lvlOverride w:ilvl="1">
-      <w:startOverride w:val="1"/>
-    </w:lvlOverride>
-    <w:lvlOverride w:ilvl="2">
-      <w:startOverride w:val="1"/>
-    </w:lvlOverride>
-    <w:lvlOverride w:ilvl="3">
-      <w:startOverride w:val="1"/>
-    </w:lvlOverride>
-    <w:lvlOverride w:ilvl="4">
-      <w:startOverride w:val="1"/>
-    </w:lvlOverride>
-    <w:lvlOverride w:ilvl="5">
-      <w:startOverride w:val="1"/>
-    </w:lvlOverride>
-    <w:lvlOverride w:ilvl="6">
-      <w:startOverride w:val="1"/>
-    </w:lvlOverride>
-    <w:lvlOverride w:ilvl="7">
-      <w:startOverride w:val="1"/>
-    </w:lvlOverride>
-    <w:lvlOverride w:ilvl="8">
-      <w:startOverride w:val="1"/>
-    </w:lvlOverride>
+    <w:abstractNumId w:val="991"/>
   </w:num>
   <w:num w:numId="1013">
     <w:abstractNumId w:val="991"/>
@@ -4923,7 +8379,34 @@
     <w:abstractNumId w:val="991"/>
   </w:num>
   <w:num w:numId="1017">
-    <w:abstractNumId w:val="991"/>
+    <w:abstractNumId w:val="99411"/>
+    <w:lvlOverride w:ilvl="0">
+      <w:startOverride w:val="1"/>
+    </w:lvlOverride>
+    <w:lvlOverride w:ilvl="1">
+      <w:startOverride w:val="1"/>
+    </w:lvlOverride>
+    <w:lvlOverride w:ilvl="2">
+      <w:startOverride w:val="1"/>
+    </w:lvlOverride>
+    <w:lvlOverride w:ilvl="3">
+      <w:startOverride w:val="1"/>
+    </w:lvlOverride>
+    <w:lvlOverride w:ilvl="4">
+      <w:startOverride w:val="1"/>
+    </w:lvlOverride>
+    <w:lvlOverride w:ilvl="5">
+      <w:startOverride w:val="1"/>
+    </w:lvlOverride>
+    <w:lvlOverride w:ilvl="6">
+      <w:startOverride w:val="1"/>
+    </w:lvlOverride>
+    <w:lvlOverride w:ilvl="7">
+      <w:startOverride w:val="1"/>
+    </w:lvlOverride>
+    <w:lvlOverride w:ilvl="8">
+      <w:startOverride w:val="1"/>
+    </w:lvlOverride>
   </w:num>
   <w:num w:numId="1018">
     <w:abstractNumId w:val="991"/>
@@ -4959,6 +8442,81 @@
     </w:lvlOverride>
   </w:num>
   <w:num w:numId="1020">
+    <w:abstractNumId w:val="991"/>
+  </w:num>
+  <w:num w:numId="1021">
+    <w:abstractNumId w:val="99411"/>
+    <w:lvlOverride w:ilvl="0">
+      <w:startOverride w:val="1"/>
+    </w:lvlOverride>
+    <w:lvlOverride w:ilvl="1">
+      <w:startOverride w:val="1"/>
+    </w:lvlOverride>
+    <w:lvlOverride w:ilvl="2">
+      <w:startOverride w:val="1"/>
+    </w:lvlOverride>
+    <w:lvlOverride w:ilvl="3">
+      <w:startOverride w:val="1"/>
+    </w:lvlOverride>
+    <w:lvlOverride w:ilvl="4">
+      <w:startOverride w:val="1"/>
+    </w:lvlOverride>
+    <w:lvlOverride w:ilvl="5">
+      <w:startOverride w:val="1"/>
+    </w:lvlOverride>
+    <w:lvlOverride w:ilvl="6">
+      <w:startOverride w:val="1"/>
+    </w:lvlOverride>
+    <w:lvlOverride w:ilvl="7">
+      <w:startOverride w:val="1"/>
+    </w:lvlOverride>
+    <w:lvlOverride w:ilvl="8">
+      <w:startOverride w:val="1"/>
+    </w:lvlOverride>
+  </w:num>
+  <w:num w:numId="1022">
+    <w:abstractNumId w:val="991"/>
+  </w:num>
+  <w:num w:numId="1023">
+    <w:abstractNumId w:val="991"/>
+  </w:num>
+  <w:num w:numId="1024">
+    <w:abstractNumId w:val="991"/>
+  </w:num>
+  <w:num w:numId="1025">
+    <w:abstractNumId w:val="991"/>
+  </w:num>
+  <w:num w:numId="1026">
+    <w:abstractNumId w:val="99411"/>
+    <w:lvlOverride w:ilvl="0">
+      <w:startOverride w:val="1"/>
+    </w:lvlOverride>
+    <w:lvlOverride w:ilvl="1">
+      <w:startOverride w:val="1"/>
+    </w:lvlOverride>
+    <w:lvlOverride w:ilvl="2">
+      <w:startOverride w:val="1"/>
+    </w:lvlOverride>
+    <w:lvlOverride w:ilvl="3">
+      <w:startOverride w:val="1"/>
+    </w:lvlOverride>
+    <w:lvlOverride w:ilvl="4">
+      <w:startOverride w:val="1"/>
+    </w:lvlOverride>
+    <w:lvlOverride w:ilvl="5">
+      <w:startOverride w:val="1"/>
+    </w:lvlOverride>
+    <w:lvlOverride w:ilvl="6">
+      <w:startOverride w:val="1"/>
+    </w:lvlOverride>
+    <w:lvlOverride w:ilvl="7">
+      <w:startOverride w:val="1"/>
+    </w:lvlOverride>
+    <w:lvlOverride w:ilvl="8">
+      <w:startOverride w:val="1"/>
+    </w:lvlOverride>
+  </w:num>
+  <w:num w:numId="1027">
     <w:abstractNumId w:val="991"/>
   </w:num>
 </w:numbering>

--- a/SITP/DSA-Notes/M08a_Trees_Binary_BST.docx
+++ b/SITP/DSA-Notes/M08a_Trees_Binary_BST.docx
@@ -6745,13 +6745,13 @@
         <w:t xml:space="preserve"> </w:t>
       </w:r>
       <w:r>
-        <w:t xml:space="preserve">differ by root position: pre (R,L,R), in (L,R,R… i.e.</w:t>
-      </w:r>
-      <w:r>
-        <w:t xml:space="preserve"> </w:t>
-      </w:r>
-      <w:r>
-        <w:t xml:space="preserve">L,Root,R), post (L,R,Root).</w:t>
+        <w:t xml:space="preserve">differ by root position: pre (Root,L,R), in (L,Root,R),</w:t>
+      </w:r>
+      <w:r>
+        <w:t xml:space="preserve"> </w:t>
+      </w:r>
+      <w:r>
+        <w:t xml:space="preserve">post (L,R,Root).</w:t>
       </w:r>
       <w:r>
         <w:t xml:space="preserve"> </w:t>

--- a/SITP/DSA-Notes/M08a_Trees_Binary_BST.docx
+++ b/SITP/DSA-Notes/M08a_Trees_Binary_BST.docx
@@ -9058,24 +9058,34 @@
   <w:style w:default="1" w:styleId="Table" w:type="table">
     <w:name w:val="Table"/>
     <w:basedOn w:val="TableNormal"/>
-    <w:semiHidden/>
-    <w:unhideWhenUsed/>
     <w:qFormat/>
     <w:tblPr>
       <w:tblInd w:type="dxa" w:w="0"/>
+      <w:tblBorders>
+        <w:top w:color="808080" w:space="0" w:sz="4" w:val="single"/>
+        <w:left w:color="808080" w:space="0" w:sz="4" w:val="single"/>
+        <w:bottom w:color="808080" w:space="0" w:sz="4" w:val="single"/>
+        <w:right w:color="808080" w:space="0" w:sz="4" w:val="single"/>
+        <w:insideH w:color="BFBFBF" w:space="0" w:sz="4" w:val="single"/>
+        <w:insideV w:color="BFBFBF" w:space="0" w:sz="4" w:val="single"/>
+      </w:tblBorders>
       <w:tblCellMar>
-        <w:top w:type="dxa" w:w="0"/>
+        <w:top w:type="dxa" w:w="40"/>
         <w:left w:type="dxa" w:w="108"/>
-        <w:bottom w:type="dxa" w:w="0"/>
+        <w:bottom w:type="dxa" w:w="40"/>
         <w:right w:type="dxa" w:w="108"/>
       </w:tblCellMar>
     </w:tblPr>
     <w:tblStylePr w:type="firstRow">
+      <w:rPr>
+        <w:b/>
+      </w:rPr>
       <w:tcPr>
+        <w:shd w:color="auto" w:fill="DDEBF7" w:val="clear"/>
         <w:tcBorders>
-          <w:bottom w:val="single"/>
+          <w:bottom w:color="1F4E78" w:space="0" w:sz="8" w:val="single"/>
         </w:tcBorders>
-        <w:vAlign w:val="bottom"/>
+        <w:vAlign w:val="center"/>
       </w:tcPr>
     </w:tblStylePr>
   </w:style>
